--- a/pr-preview/pr-279/chapters/notation-tracked-changes.docx
+++ b/pr-preview/pr-279/chapters/notation-tracked-changes.docx
@@ -26,7 +26,7 @@
       </w:pPr>
       <w:ins w:id="2" w:author="PR Preview" w:date="2026-01-01T00:00:00Z">
         <w:r>
-          <w:t xml:space="preserve">Last modified: 2026-10-18 21:50:22 (PDT)</w:t>
+          <w:t xml:space="preserve">Last modified: 2026-10-18 21:59:14 (PDT)</w:t>
         </w:r>
       </w:ins>
     </w:p>
@@ -9052,7 +9052,7 @@
       </w:r>
     </w:p>
     <w:bookmarkEnd w:id="38"/>
-    <w:bookmarkStart w:id="41" w:name="matching-names-and-notation"/>
+    <w:bookmarkStart w:id="43" w:name="matching-names-and-notation"/>
     <w:p>
       <w:pPr>
         <w:pStyle w:val="Heading2"/>
@@ -9689,79 +9689,68 @@
         <w:t xml:space="preserve">and make them agree.</w:t>
       </w:r>
     </w:p>
-    <w:bookmarkEnd w:id="41"/>
-    <w:bookmarkStart w:id="43" w:name="label-every-inline-symbol"/>
-    <w:p>
-      <w:pPr>
-        <w:pStyle w:val="Heading2"/>
-      </w:pPr>
-      <w:del w:id="3" w:author="PR Preview" w:date="2026-01-01T00:00:00Z">
-        <w:r>
-          <w:delText xml:space="preserve">8 Using shared macros</w:delText>
-        </w:r>
-      </w:del>
-    </w:p>
-    <w:p>
-      <w:pPr>
-        <w:pStyle w:val="Heading2"/>
+    <w:bookmarkStart w:id="42" w:name="label-every-inline-symbol"/>
+    <w:p>
+      <w:pPr>
+        <w:pStyle w:val="Heading3"/>
+      </w:pPr>
+      <w:ins w:id="3" w:author="PR Preview" w:date="2026-01-01T00:00:00Z">
+        <w:r>
+          <w:t xml:space="preserve">7.1 Label every inline symbol</w:t>
+        </w:r>
+      </w:ins>
+    </w:p>
+    <w:p>
+      <w:pPr>
+        <w:pStyle w:val="FirstParagraph"/>
       </w:pPr>
       <w:ins w:id="4" w:author="PR Preview" w:date="2026-01-01T00:00:00Z">
         <w:r>
-          <w:t xml:space="preserve">8 Label every inline symbol</w:t>
+          <w:t xml:space="preserve">In prose, write a text label next to every inline math symbol.</w:t>
         </w:r>
       </w:ins>
-    </w:p>
-    <w:p>
-      <w:pPr>
-        <w:pStyle w:val="FirstParagraph"/>
-      </w:pPr>
       <w:ins w:id="5" w:author="PR Preview" w:date="2026-01-01T00:00:00Z">
         <w:r>
-          <w:t xml:space="preserve">In prose, write a text label next to every inline math symbol.</w:t>
+          <w:t xml:space="preserve"> </w:t>
         </w:r>
       </w:ins>
       <w:ins w:id="6" w:author="PR Preview" w:date="2026-01-01T00:00:00Z">
         <w:r>
-          <w:t xml:space="preserve"> </w:t>
+          <w:t xml:space="preserve">The label tells the reader what the symbol stands for</w:t>
         </w:r>
       </w:ins>
       <w:ins w:id="7" w:author="PR Preview" w:date="2026-01-01T00:00:00Z">
         <w:r>
-          <w:t xml:space="preserve">The label tells the reader what the symbol stands for</w:t>
+          <w:t xml:space="preserve"> </w:t>
         </w:r>
       </w:ins>
       <w:ins w:id="8" w:author="PR Preview" w:date="2026-01-01T00:00:00Z">
         <w:r>
-          <w:t xml:space="preserve"> </w:t>
+          <w:t xml:space="preserve">without making them search for its definition.</w:t>
         </w:r>
       </w:ins>
       <w:ins w:id="9" w:author="PR Preview" w:date="2026-01-01T00:00:00Z">
         <w:r>
-          <w:t xml:space="preserve">without making them search for its definition.</w:t>
+          <w:t xml:space="preserve"> </w:t>
         </w:r>
       </w:ins>
       <w:ins w:id="10" w:author="PR Preview" w:date="2026-01-01T00:00:00Z">
         <w:r>
-          <w:t xml:space="preserve"> </w:t>
+          <w:t xml:space="preserve">Put the label before the symbol, as in</w:t>
         </w:r>
       </w:ins>
       <w:ins w:id="11" w:author="PR Preview" w:date="2026-01-01T00:00:00Z">
         <w:r>
-          <w:t xml:space="preserve">Put the label before the symbol, as in</w:t>
+          <w:t xml:space="preserve"> </w:t>
         </w:r>
       </w:ins>
       <w:ins w:id="12" w:author="PR Preview" w:date="2026-01-01T00:00:00Z">
         <w:r>
-          <w:t xml:space="preserve"> </w:t>
+          <w:t xml:space="preserve">“the population noise variance,</w:t>
         </w:r>
       </w:ins>
       <w:ins w:id="13" w:author="PR Preview" w:date="2026-01-01T00:00:00Z">
         <w:r>
-          <w:t xml:space="preserve">“the population noise variance,</w:t>
-        </w:r>
-      </w:ins>
-      <w:ins w:id="14" w:author="PR Preview" w:date="2026-01-01T00:00:00Z">
-        <w:r>
           <w:t xml:space="preserve"> </w:t>
         </w:r>
       </w:ins>
@@ -9779,23 +9768,23 @@
           </m:sup>
         </m:sSup>
       </m:oMath>
+      <w:ins w:id="14" w:author="PR Preview" w:date="2026-01-01T00:00:00Z">
+        <w:r>
+          <w:t xml:space="preserve">”</w:t>
+        </w:r>
+      </w:ins>
       <w:ins w:id="15" w:author="PR Preview" w:date="2026-01-01T00:00:00Z">
         <w:r>
-          <w:t xml:space="preserve">”</w:t>
+          <w:t xml:space="preserve">.</w:t>
         </w:r>
       </w:ins>
+    </w:p>
+    <w:bookmarkStart w:id="41" w:name="exm-label-inline-symbol"/>
+    <w:p>
+      <w:pPr>
+        <w:pStyle w:val="BodyText"/>
+      </w:pPr>
       <w:ins w:id="16" w:author="PR Preview" w:date="2026-01-01T00:00:00Z">
-        <w:r>
-          <w:t xml:space="preserve">.</w:t>
-        </w:r>
-      </w:ins>
-    </w:p>
-    <w:bookmarkStart w:id="42" w:name="exm-label-inline-symbol"/>
-    <w:p>
-      <w:pPr>
-        <w:pStyle w:val="BodyText"/>
-      </w:pPr>
-      <w:ins w:id="17" w:author="PR Preview" w:date="2026-01-01T00:00:00Z">
         <w:r>
           <w:rPr>
             <w:b/>
@@ -9804,37 +9793,37 @@
           <w:t xml:space="preserve">Example 11 (Labeling a symbol in a list of quantities)</w:t>
         </w:r>
       </w:ins>
+      <w:ins w:id="17" w:author="PR Preview" w:date="2026-01-01T00:00:00Z">
+        <w:r>
+          <w:t xml:space="preserve"> </w:t>
+        </w:r>
+      </w:ins>
       <w:ins w:id="18" w:author="PR Preview" w:date="2026-01-01T00:00:00Z">
         <w:r>
+          <w:t xml:space="preserve"> </w:t>
+        </w:r>
+      </w:ins>
+    </w:p>
+    <w:p>
+      <w:pPr>
+        <w:pStyle w:val="BlockText"/>
+      </w:pPr>
+      <w:ins w:id="19" w:author="PR Preview" w:date="2026-01-01T00:00:00Z">
+        <w:r>
+          <w:t xml:space="preserve">❌ Which of the three quantities</w:t>
+        </w:r>
+      </w:ins>
+      <w:ins w:id="20" w:author="PR Preview" w:date="2026-01-01T00:00:00Z">
+        <w:r>
           <w:t xml:space="preserve"> </w:t>
-        </w:r>
-      </w:ins>
-      <w:ins w:id="19" w:author="PR Preview" w:date="2026-01-01T00:00:00Z">
-        <w:r>
-          <w:t xml:space="preserve"> </w:t>
-        </w:r>
-      </w:ins>
-    </w:p>
-    <w:p>
-      <w:pPr>
-        <w:pStyle w:val="BlockText"/>
-      </w:pPr>
-      <w:ins w:id="20" w:author="PR Preview" w:date="2026-01-01T00:00:00Z">
-        <w:r>
-          <w:t xml:space="preserve">❌ Which of the three quantities</w:t>
         </w:r>
       </w:ins>
       <w:ins w:id="21" w:author="PR Preview" w:date="2026-01-01T00:00:00Z">
         <w:r>
-          <w:t xml:space="preserve"> </w:t>
+          <w:t xml:space="preserve">(squared bias, variance of</w:t>
         </w:r>
       </w:ins>
       <w:ins w:id="22" w:author="PR Preview" w:date="2026-01-01T00:00:00Z">
-        <w:r>
-          <w:t xml:space="preserve">(squared bias, variance of</w:t>
-        </w:r>
-      </w:ins>
-      <w:ins w:id="23" w:author="PR Preview" w:date="2026-01-01T00:00:00Z">
         <w:r>
           <w:t xml:space="preserve"> </w:t>
         </w:r>
@@ -9851,12 +9840,12 @@
           </m:e>
         </m:acc>
       </m:oMath>
+      <w:ins w:id="23" w:author="PR Preview" w:date="2026-01-01T00:00:00Z">
+        <w:r>
+          <w:t xml:space="preserve">,</w:t>
+        </w:r>
+      </w:ins>
       <w:ins w:id="24" w:author="PR Preview" w:date="2026-01-01T00:00:00Z">
-        <w:r>
-          <w:t xml:space="preserve">,</w:t>
-        </w:r>
-      </w:ins>
-      <w:ins w:id="25" w:author="PR Preview" w:date="2026-01-01T00:00:00Z">
         <w:r>
           <w:t xml:space="preserve"> </w:t>
         </w:r>
@@ -9875,42 +9864,42 @@
           </m:sup>
         </m:sSup>
       </m:oMath>
+      <w:ins w:id="25" w:author="PR Preview" w:date="2026-01-01T00:00:00Z">
+        <w:r>
+          <w:t xml:space="preserve">)</w:t>
+        </w:r>
+      </w:ins>
       <w:ins w:id="26" w:author="PR Preview" w:date="2026-01-01T00:00:00Z">
         <w:r>
-          <w:t xml:space="preserve">)</w:t>
+          <w:t xml:space="preserve"> </w:t>
         </w:r>
       </w:ins>
       <w:ins w:id="27" w:author="PR Preview" w:date="2026-01-01T00:00:00Z">
         <w:r>
+          <w:t xml:space="preserve">can a better prediction method reduce?</w:t>
+        </w:r>
+      </w:ins>
+    </w:p>
+    <w:p>
+      <w:pPr>
+        <w:pStyle w:val="BlockText"/>
+      </w:pPr>
+      <w:ins w:id="28" w:author="PR Preview" w:date="2026-01-01T00:00:00Z">
+        <w:r>
+          <w:t xml:space="preserve">✅ Which of the three quantities</w:t>
+        </w:r>
+      </w:ins>
+      <w:ins w:id="29" w:author="PR Preview" w:date="2026-01-01T00:00:00Z">
+        <w:r>
           <w:t xml:space="preserve"> </w:t>
-        </w:r>
-      </w:ins>
-      <w:ins w:id="28" w:author="PR Preview" w:date="2026-01-01T00:00:00Z">
-        <w:r>
-          <w:t xml:space="preserve">can a better prediction method reduce?</w:t>
-        </w:r>
-      </w:ins>
-    </w:p>
-    <w:p>
-      <w:pPr>
-        <w:pStyle w:val="BlockText"/>
-      </w:pPr>
-      <w:ins w:id="29" w:author="PR Preview" w:date="2026-01-01T00:00:00Z">
-        <w:r>
-          <w:t xml:space="preserve">✅ Which of the three quantities</w:t>
         </w:r>
       </w:ins>
       <w:ins w:id="30" w:author="PR Preview" w:date="2026-01-01T00:00:00Z">
         <w:r>
-          <w:t xml:space="preserve"> </w:t>
+          <w:t xml:space="preserve">(the squared bias, the variance of the prediction</w:t>
         </w:r>
       </w:ins>
       <w:ins w:id="31" w:author="PR Preview" w:date="2026-01-01T00:00:00Z">
-        <w:r>
-          <w:t xml:space="preserve">(the squared bias, the variance of the prediction</w:t>
-        </w:r>
-      </w:ins>
-      <w:ins w:id="32" w:author="PR Preview" w:date="2026-01-01T00:00:00Z">
         <w:r>
           <w:t xml:space="preserve"> </w:t>
         </w:r>
@@ -9927,23 +9916,23 @@
           </m:e>
         </m:acc>
       </m:oMath>
+      <w:ins w:id="32" w:author="PR Preview" w:date="2026-01-01T00:00:00Z">
+        <w:r>
+          <w:t xml:space="preserve">,</w:t>
+        </w:r>
+      </w:ins>
       <w:ins w:id="33" w:author="PR Preview" w:date="2026-01-01T00:00:00Z">
         <w:r>
-          <w:t xml:space="preserve">,</w:t>
+          <w:t xml:space="preserve"> </w:t>
         </w:r>
       </w:ins>
       <w:ins w:id="34" w:author="PR Preview" w:date="2026-01-01T00:00:00Z">
         <w:r>
-          <w:t xml:space="preserve"> </w:t>
+          <w:t xml:space="preserve">and the population noise variance</w:t>
         </w:r>
       </w:ins>
       <w:ins w:id="35" w:author="PR Preview" w:date="2026-01-01T00:00:00Z">
         <w:r>
-          <w:t xml:space="preserve">and the population noise variance</w:t>
-        </w:r>
-      </w:ins>
-      <w:ins w:id="36" w:author="PR Preview" w:date="2026-01-01T00:00:00Z">
-        <w:r>
           <w:t xml:space="preserve"> </w:t>
         </w:r>
       </w:ins>
@@ -9961,32 +9950,32 @@
           </m:sup>
         </m:sSup>
       </m:oMath>
+      <w:ins w:id="36" w:author="PR Preview" w:date="2026-01-01T00:00:00Z">
+        <w:r>
+          <w:t xml:space="preserve">)</w:t>
+        </w:r>
+      </w:ins>
       <w:ins w:id="37" w:author="PR Preview" w:date="2026-01-01T00:00:00Z">
         <w:r>
-          <w:t xml:space="preserve">)</w:t>
+          <w:t xml:space="preserve"> </w:t>
         </w:r>
       </w:ins>
       <w:ins w:id="38" w:author="PR Preview" w:date="2026-01-01T00:00:00Z">
         <w:r>
-          <w:t xml:space="preserve"> </w:t>
+          <w:t xml:space="preserve">can a better prediction method reduce?</w:t>
         </w:r>
       </w:ins>
+    </w:p>
+    <w:p>
+      <w:pPr>
+        <w:pStyle w:val="FirstParagraph"/>
+      </w:pPr>
       <w:ins w:id="39" w:author="PR Preview" w:date="2026-01-01T00:00:00Z">
         <w:r>
-          <w:t xml:space="preserve">can a better prediction method reduce?</w:t>
+          <w:t xml:space="preserve">In the ❌ version, the reader sees</w:t>
         </w:r>
       </w:ins>
-    </w:p>
-    <w:p>
-      <w:pPr>
-        <w:pStyle w:val="FirstParagraph"/>
-      </w:pPr>
       <w:ins w:id="40" w:author="PR Preview" w:date="2026-01-01T00:00:00Z">
-        <w:r>
-          <w:t xml:space="preserve">In the ❌ version, the reader sees</w:t>
-        </w:r>
-      </w:ins>
-      <w:ins w:id="41" w:author="PR Preview" w:date="2026-01-01T00:00:00Z">
         <w:r>
           <w:t xml:space="preserve"> </w:t>
         </w:r>
@@ -10005,37 +9994,38 @@
           </m:sup>
         </m:sSup>
       </m:oMath>
+      <w:ins w:id="41" w:author="PR Preview" w:date="2026-01-01T00:00:00Z">
+        <w:r>
+          <w:t xml:space="preserve"> </w:t>
+        </w:r>
+      </w:ins>
       <w:ins w:id="42" w:author="PR Preview" w:date="2026-01-01T00:00:00Z">
         <w:r>
-          <w:t xml:space="preserve"> </w:t>
+          <w:t xml:space="preserve">with no word for it.</w:t>
         </w:r>
       </w:ins>
       <w:ins w:id="43" w:author="PR Preview" w:date="2026-01-01T00:00:00Z">
         <w:r>
-          <w:t xml:space="preserve">with no word for it.</w:t>
+          <w:t xml:space="preserve"> </w:t>
         </w:r>
       </w:ins>
       <w:ins w:id="44" w:author="PR Preview" w:date="2026-01-01T00:00:00Z">
         <w:r>
-          <w:t xml:space="preserve"> </w:t>
+          <w:t xml:space="preserve">In the ✅ version, each quantity has a label,</w:t>
         </w:r>
       </w:ins>
       <w:ins w:id="45" w:author="PR Preview" w:date="2026-01-01T00:00:00Z">
         <w:r>
-          <w:t xml:space="preserve">In the ✅ version, each quantity has a label,</w:t>
+          <w:t xml:space="preserve"> </w:t>
         </w:r>
       </w:ins>
       <w:ins w:id="46" w:author="PR Preview" w:date="2026-01-01T00:00:00Z">
         <w:r>
-          <w:t xml:space="preserve"> </w:t>
+          <w:t xml:space="preserve">and the symbol that follows the label confirms which quantity is meant.</w:t>
         </w:r>
       </w:ins>
-      <w:ins w:id="47" w:author="PR Preview" w:date="2026-01-01T00:00:00Z">
-        <w:r>
-          <w:t xml:space="preserve">and the symbol that follows the label confirms which quantity is meant.</w:t>
-        </w:r>
-      </w:ins>
-    </w:p>
+    </w:p>
+    <w:bookmarkEnd w:id="41"/>
     <w:bookmarkEnd w:id="42"/>
     <w:bookmarkEnd w:id="43"/>
     <w:bookmarkStart w:id="52" w:name="using-shared-macros"/>
@@ -10043,11 +10033,9 @@
       <w:pPr>
         <w:pStyle w:val="Heading2"/>
       </w:pPr>
-      <w:ins w:id="48" w:author="PR Preview" w:date="2026-01-01T00:00:00Z">
-        <w:r>
-          <w:t xml:space="preserve">9 Using shared macros</w:t>
-        </w:r>
-      </w:ins>
+      <w:r>
+        <w:t xml:space="preserve">8 Using shared macros</w:t>
+      </w:r>
     </w:p>
     <w:p>
       <w:pPr>
@@ -10118,7 +10106,7 @@
       <w:pPr>
         <w:pStyle w:val="BodyText"/>
       </w:pPr>
-      <w:del w:id="49" w:author="PR Preview" w:date="2026-01-01T00:00:00Z">
+      <w:del w:id="47" w:author="PR Preview" w:date="2026-01-01T00:00:00Z">
         <w:r>
           <w:rPr>
             <w:b/>
@@ -10127,6 +10115,16 @@
           <w:delText xml:space="preserve">Example 11 (Using a shared macro)</w:delText>
         </w:r>
       </w:del>
+      <w:del w:id="48" w:author="PR Preview" w:date="2026-01-01T00:00:00Z">
+        <w:r>
+          <w:delText xml:space="preserve"> </w:delText>
+        </w:r>
+      </w:del>
+      <w:del w:id="49" w:author="PR Preview" w:date="2026-01-01T00:00:00Z">
+        <w:r>
+          <w:delText xml:space="preserve">This example compares the source you type,</w:delText>
+        </w:r>
+      </w:del>
       <w:del w:id="50" w:author="PR Preview" w:date="2026-01-01T00:00:00Z">
         <w:r>
           <w:delText xml:space="preserve"> </w:delText>
@@ -10134,25 +10132,15 @@
       </w:del>
       <w:del w:id="51" w:author="PR Preview" w:date="2026-01-01T00:00:00Z">
         <w:r>
-          <w:delText xml:space="preserve">This example compares the source you type,</w:delText>
+          <w:delText xml:space="preserve">so both versions appear as code.</w:delText>
         </w:r>
       </w:del>
-      <w:del w:id="52" w:author="PR Preview" w:date="2026-01-01T00:00:00Z">
-        <w:r>
-          <w:delText xml:space="preserve"> </w:delText>
-        </w:r>
-      </w:del>
-      <w:del w:id="53" w:author="PR Preview" w:date="2026-01-01T00:00:00Z">
-        <w:r>
-          <w:delText xml:space="preserve">so both versions appear as code.</w:delText>
-        </w:r>
-      </w:del>
     </w:p>
     <w:p>
       <w:pPr>
         <w:pStyle w:val="BodyText"/>
       </w:pPr>
-      <w:ins w:id="54" w:author="PR Preview" w:date="2026-01-01T00:00:00Z">
+      <w:ins w:id="52" w:author="PR Preview" w:date="2026-01-01T00:00:00Z">
         <w:r>
           <w:rPr>
             <w:b/>
@@ -10161,22 +10149,22 @@
           <w:t xml:space="preserve">Example 12 (Using a shared macro)</w:t>
         </w:r>
       </w:ins>
+      <w:ins w:id="53" w:author="PR Preview" w:date="2026-01-01T00:00:00Z">
+        <w:r>
+          <w:t xml:space="preserve"> </w:t>
+        </w:r>
+      </w:ins>
+      <w:ins w:id="54" w:author="PR Preview" w:date="2026-01-01T00:00:00Z">
+        <w:r>
+          <w:t xml:space="preserve">This example compares the source you type,</w:t>
+        </w:r>
+      </w:ins>
       <w:ins w:id="55" w:author="PR Preview" w:date="2026-01-01T00:00:00Z">
         <w:r>
           <w:t xml:space="preserve"> </w:t>
         </w:r>
       </w:ins>
       <w:ins w:id="56" w:author="PR Preview" w:date="2026-01-01T00:00:00Z">
-        <w:r>
-          <w:t xml:space="preserve">This example compares the source you type,</w:t>
-        </w:r>
-      </w:ins>
-      <w:ins w:id="57" w:author="PR Preview" w:date="2026-01-01T00:00:00Z">
-        <w:r>
-          <w:t xml:space="preserve"> </w:t>
-        </w:r>
-      </w:ins>
-      <w:ins w:id="58" w:author="PR Preview" w:date="2026-01-01T00:00:00Z">
         <w:r>
           <w:t xml:space="preserve">so both versions appear as code.</w:t>
         </w:r>
@@ -10449,7 +10437,7 @@
       <w:pPr>
         <w:pStyle w:val="BodyText"/>
       </w:pPr>
-      <w:del w:id="59" w:author="PR Preview" w:date="2026-01-01T00:00:00Z">
+      <w:del w:id="57" w:author="PR Preview" w:date="2026-01-01T00:00:00Z">
         <w:r>
           <w:rPr>
             <w:b/>
@@ -10458,12 +10446,12 @@
           <w:delText xml:space="preserve">Example 12 (Naming a macro for its meaning)</w:delText>
         </w:r>
       </w:del>
-      <w:del w:id="60" w:author="PR Preview" w:date="2026-01-01T00:00:00Z">
+      <w:del w:id="58" w:author="PR Preview" w:date="2026-01-01T00:00:00Z">
         <w:r>
           <w:delText xml:space="preserve"> </w:delText>
         </w:r>
       </w:del>
-      <w:del w:id="61" w:author="PR Preview" w:date="2026-01-01T00:00:00Z">
+      <w:del w:id="59" w:author="PR Preview" w:date="2026-01-01T00:00:00Z">
         <w:r>
           <w:delText xml:space="preserve"> </w:delText>
         </w:r>
@@ -10473,7 +10461,7 @@
       <w:pPr>
         <w:pStyle w:val="BodyText"/>
       </w:pPr>
-      <w:ins w:id="62" w:author="PR Preview" w:date="2026-01-01T00:00:00Z">
+      <w:ins w:id="60" w:author="PR Preview" w:date="2026-01-01T00:00:00Z">
         <w:r>
           <w:rPr>
             <w:b/>
@@ -10482,12 +10470,12 @@
           <w:t xml:space="preserve">Example 13 (Naming a macro for its meaning)</w:t>
         </w:r>
       </w:ins>
-      <w:ins w:id="63" w:author="PR Preview" w:date="2026-01-01T00:00:00Z">
+      <w:ins w:id="61" w:author="PR Preview" w:date="2026-01-01T00:00:00Z">
         <w:r>
           <w:t xml:space="preserve"> </w:t>
         </w:r>
       </w:ins>
-      <w:ins w:id="64" w:author="PR Preview" w:date="2026-01-01T00:00:00Z">
+      <w:ins w:id="62" w:author="PR Preview" w:date="2026-01-01T00:00:00Z">
         <w:r>
           <w:t xml:space="preserve"> </w:t>
         </w:r>
@@ -10680,7 +10668,7 @@
       <w:pPr>
         <w:pStyle w:val="BodyText"/>
       </w:pPr>
-      <w:del w:id="65" w:author="PR Preview" w:date="2026-01-01T00:00:00Z">
+      <w:del w:id="63" w:author="PR Preview" w:date="2026-01-01T00:00:00Z">
         <w:r>
           <w:rPr>
             <w:b/>
@@ -10689,12 +10677,12 @@
           <w:delText xml:space="preserve">Example 13 (Naming a decorator for its meaning)</w:delText>
         </w:r>
       </w:del>
-      <w:del w:id="66" w:author="PR Preview" w:date="2026-01-01T00:00:00Z">
+      <w:del w:id="64" w:author="PR Preview" w:date="2026-01-01T00:00:00Z">
         <w:r>
           <w:delText xml:space="preserve"> </w:delText>
         </w:r>
       </w:del>
-      <w:del w:id="67" w:author="PR Preview" w:date="2026-01-01T00:00:00Z">
+      <w:del w:id="65" w:author="PR Preview" w:date="2026-01-01T00:00:00Z">
         <w:r>
           <w:delText xml:space="preserve"> </w:delText>
         </w:r>
@@ -10704,7 +10692,7 @@
       <w:pPr>
         <w:pStyle w:val="BodyText"/>
       </w:pPr>
-      <w:ins w:id="68" w:author="PR Preview" w:date="2026-01-01T00:00:00Z">
+      <w:ins w:id="66" w:author="PR Preview" w:date="2026-01-01T00:00:00Z">
         <w:r>
           <w:rPr>
             <w:b/>
@@ -10713,12 +10701,12 @@
           <w:t xml:space="preserve">Example 14 (Naming a decorator for its meaning)</w:t>
         </w:r>
       </w:ins>
-      <w:ins w:id="69" w:author="PR Preview" w:date="2026-01-01T00:00:00Z">
+      <w:ins w:id="67" w:author="PR Preview" w:date="2026-01-01T00:00:00Z">
         <w:r>
           <w:t xml:space="preserve"> </w:t>
         </w:r>
       </w:ins>
-      <w:ins w:id="70" w:author="PR Preview" w:date="2026-01-01T00:00:00Z">
+      <w:ins w:id="68" w:author="PR Preview" w:date="2026-01-01T00:00:00Z">
         <w:r>
           <w:t xml:space="preserve"> </w:t>
         </w:r>
@@ -10987,7 +10975,7 @@
       <w:pPr>
         <w:pStyle w:val="BodyText"/>
       </w:pPr>
-      <w:del w:id="71" w:author="PR Preview" w:date="2026-01-01T00:00:00Z">
+      <w:del w:id="69" w:author="PR Preview" w:date="2026-01-01T00:00:00Z">
         <w:r>
           <w:rPr>
             <w:b/>
@@ -10996,12 +10984,12 @@
           <w:delText xml:space="preserve">Example 14 (Naming a set for its meaning)</w:delText>
         </w:r>
       </w:del>
-      <w:del w:id="72" w:author="PR Preview" w:date="2026-01-01T00:00:00Z">
+      <w:del w:id="70" w:author="PR Preview" w:date="2026-01-01T00:00:00Z">
         <w:r>
           <w:delText xml:space="preserve"> </w:delText>
         </w:r>
       </w:del>
-      <w:del w:id="73" w:author="PR Preview" w:date="2026-01-01T00:00:00Z">
+      <w:del w:id="71" w:author="PR Preview" w:date="2026-01-01T00:00:00Z">
         <w:r>
           <w:delText xml:space="preserve"> </w:delText>
         </w:r>
@@ -11011,7 +10999,7 @@
       <w:pPr>
         <w:pStyle w:val="BodyText"/>
       </w:pPr>
-      <w:ins w:id="74" w:author="PR Preview" w:date="2026-01-01T00:00:00Z">
+      <w:ins w:id="72" w:author="PR Preview" w:date="2026-01-01T00:00:00Z">
         <w:r>
           <w:rPr>
             <w:b/>
@@ -11020,12 +11008,12 @@
           <w:t xml:space="preserve">Example 15 (Naming a set for its meaning)</w:t>
         </w:r>
       </w:ins>
-      <w:ins w:id="75" w:author="PR Preview" w:date="2026-01-01T00:00:00Z">
+      <w:ins w:id="73" w:author="PR Preview" w:date="2026-01-01T00:00:00Z">
         <w:r>
           <w:t xml:space="preserve"> </w:t>
         </w:r>
       </w:ins>
-      <w:ins w:id="76" w:author="PR Preview" w:date="2026-01-01T00:00:00Z">
+      <w:ins w:id="74" w:author="PR Preview" w:date="2026-01-01T00:00:00Z">
         <w:r>
           <w:t xml:space="preserve"> </w:t>
         </w:r>
@@ -11474,7 +11462,7 @@
       <w:pPr>
         <w:pStyle w:val="BodyText"/>
       </w:pPr>
-      <w:del w:id="77" w:author="PR Preview" w:date="2026-01-01T00:00:00Z">
+      <w:del w:id="75" w:author="PR Preview" w:date="2026-01-01T00:00:00Z">
         <w:r>
           <w:rPr>
             <w:b/>
@@ -11483,12 +11471,12 @@
           <w:delText xml:space="preserve">Example 15 (Naming a variable for its role)</w:delText>
         </w:r>
       </w:del>
-      <w:del w:id="78" w:author="PR Preview" w:date="2026-01-01T00:00:00Z">
+      <w:del w:id="76" w:author="PR Preview" w:date="2026-01-01T00:00:00Z">
         <w:r>
           <w:delText xml:space="preserve"> </w:delText>
         </w:r>
       </w:del>
-      <w:del w:id="79" w:author="PR Preview" w:date="2026-01-01T00:00:00Z">
+      <w:del w:id="77" w:author="PR Preview" w:date="2026-01-01T00:00:00Z">
         <w:r>
           <w:delText xml:space="preserve"> </w:delText>
         </w:r>
@@ -11498,7 +11486,7 @@
       <w:pPr>
         <w:pStyle w:val="BodyText"/>
       </w:pPr>
-      <w:ins w:id="80" w:author="PR Preview" w:date="2026-01-01T00:00:00Z">
+      <w:ins w:id="78" w:author="PR Preview" w:date="2026-01-01T00:00:00Z">
         <w:r>
           <w:rPr>
             <w:b/>
@@ -11507,12 +11495,12 @@
           <w:t xml:space="preserve">Example 16 (Naming a variable for its role)</w:t>
         </w:r>
       </w:ins>
-      <w:ins w:id="81" w:author="PR Preview" w:date="2026-01-01T00:00:00Z">
+      <w:ins w:id="79" w:author="PR Preview" w:date="2026-01-01T00:00:00Z">
         <w:r>
           <w:t xml:space="preserve"> </w:t>
         </w:r>
       </w:ins>
-      <w:ins w:id="82" w:author="PR Preview" w:date="2026-01-01T00:00:00Z">
+      <w:ins w:id="80" w:author="PR Preview" w:date="2026-01-01T00:00:00Z">
         <w:r>
           <w:t xml:space="preserve"> </w:t>
         </w:r>
@@ -11621,7 +11609,7 @@
       <w:pPr>
         <w:pStyle w:val="BodyText"/>
       </w:pPr>
-      <w:del w:id="83" w:author="PR Preview" w:date="2026-01-01T00:00:00Z">
+      <w:del w:id="81" w:author="PR Preview" w:date="2026-01-01T00:00:00Z">
         <w:r>
           <w:rPr>
             <w:b/>
@@ -11630,12 +11618,12 @@
           <w:delText xml:space="preserve">Example 16 (Writing a named quantity by its name)</w:delText>
         </w:r>
       </w:del>
-      <w:del w:id="84" w:author="PR Preview" w:date="2026-01-01T00:00:00Z">
+      <w:del w:id="82" w:author="PR Preview" w:date="2026-01-01T00:00:00Z">
         <w:r>
           <w:delText xml:space="preserve"> </w:delText>
         </w:r>
       </w:del>
-      <w:del w:id="85" w:author="PR Preview" w:date="2026-01-01T00:00:00Z">
+      <w:del w:id="83" w:author="PR Preview" w:date="2026-01-01T00:00:00Z">
         <w:r>
           <w:delText xml:space="preserve"> </w:delText>
         </w:r>
@@ -11645,7 +11633,7 @@
       <w:pPr>
         <w:pStyle w:val="BodyText"/>
       </w:pPr>
-      <w:ins w:id="86" w:author="PR Preview" w:date="2026-01-01T00:00:00Z">
+      <w:ins w:id="84" w:author="PR Preview" w:date="2026-01-01T00:00:00Z">
         <w:r>
           <w:rPr>
             <w:b/>
@@ -11654,12 +11642,12 @@
           <w:t xml:space="preserve">Example 17 (Writing a named quantity by its name)</w:t>
         </w:r>
       </w:ins>
-      <w:ins w:id="87" w:author="PR Preview" w:date="2026-01-01T00:00:00Z">
+      <w:ins w:id="85" w:author="PR Preview" w:date="2026-01-01T00:00:00Z">
         <w:r>
           <w:t xml:space="preserve"> </w:t>
         </w:r>
       </w:ins>
-      <w:ins w:id="88" w:author="PR Preview" w:date="2026-01-01T00:00:00Z">
+      <w:ins w:id="86" w:author="PR Preview" w:date="2026-01-01T00:00:00Z">
         <w:r>
           <w:t xml:space="preserve"> </w:t>
         </w:r>
@@ -11925,7 +11913,7 @@
       <w:pPr>
         <w:pStyle w:val="BodyText"/>
       </w:pPr>
-      <w:del w:id="89" w:author="PR Preview" w:date="2026-01-01T00:00:00Z">
+      <w:del w:id="87" w:author="PR Preview" w:date="2026-01-01T00:00:00Z">
         <w:r>
           <w:rPr>
             <w:b/>
@@ -11934,12 +11922,12 @@
           <w:delText xml:space="preserve">Example 17 (Letting the macro size the bracket)</w:delText>
         </w:r>
       </w:del>
-      <w:del w:id="90" w:author="PR Preview" w:date="2026-01-01T00:00:00Z">
+      <w:del w:id="88" w:author="PR Preview" w:date="2026-01-01T00:00:00Z">
         <w:r>
           <w:delText xml:space="preserve"> </w:delText>
         </w:r>
       </w:del>
-      <w:del w:id="91" w:author="PR Preview" w:date="2026-01-01T00:00:00Z">
+      <w:del w:id="89" w:author="PR Preview" w:date="2026-01-01T00:00:00Z">
         <w:r>
           <w:delText xml:space="preserve"> </w:delText>
         </w:r>
@@ -11949,7 +11937,7 @@
       <w:pPr>
         <w:pStyle w:val="BodyText"/>
       </w:pPr>
-      <w:ins w:id="92" w:author="PR Preview" w:date="2026-01-01T00:00:00Z">
+      <w:ins w:id="90" w:author="PR Preview" w:date="2026-01-01T00:00:00Z">
         <w:r>
           <w:rPr>
             <w:b/>
@@ -11958,12 +11946,12 @@
           <w:t xml:space="preserve">Example 18 (Letting the macro size the bracket)</w:t>
         </w:r>
       </w:ins>
-      <w:ins w:id="93" w:author="PR Preview" w:date="2026-01-01T00:00:00Z">
+      <w:ins w:id="91" w:author="PR Preview" w:date="2026-01-01T00:00:00Z">
         <w:r>
           <w:t xml:space="preserve"> </w:t>
         </w:r>
       </w:ins>
-      <w:ins w:id="94" w:author="PR Preview" w:date="2026-01-01T00:00:00Z">
+      <w:ins w:id="92" w:author="PR Preview" w:date="2026-01-01T00:00:00Z">
         <w:r>
           <w:t xml:space="preserve"> </w:t>
         </w:r>
@@ -12073,7 +12061,7 @@
       <w:pPr>
         <w:pStyle w:val="BodyText"/>
       </w:pPr>
-      <w:del w:id="95" w:author="PR Preview" w:date="2026-01-01T00:00:00Z">
+      <w:del w:id="93" w:author="PR Preview" w:date="2026-01-01T00:00:00Z">
         <w:r>
           <w:rPr>
             <w:b/>
@@ -12082,12 +12070,12 @@
           <w:delText xml:space="preserve">Example 18 (Describing the symbol, not the macro)</w:delText>
         </w:r>
       </w:del>
-      <w:del w:id="96" w:author="PR Preview" w:date="2026-01-01T00:00:00Z">
+      <w:del w:id="94" w:author="PR Preview" w:date="2026-01-01T00:00:00Z">
         <w:r>
           <w:delText xml:space="preserve"> </w:delText>
         </w:r>
       </w:del>
-      <w:del w:id="97" w:author="PR Preview" w:date="2026-01-01T00:00:00Z">
+      <w:del w:id="95" w:author="PR Preview" w:date="2026-01-01T00:00:00Z">
         <w:r>
           <w:delText xml:space="preserve"> </w:delText>
         </w:r>
@@ -12097,7 +12085,7 @@
       <w:pPr>
         <w:pStyle w:val="BodyText"/>
       </w:pPr>
-      <w:ins w:id="98" w:author="PR Preview" w:date="2026-01-01T00:00:00Z">
+      <w:ins w:id="96" w:author="PR Preview" w:date="2026-01-01T00:00:00Z">
         <w:r>
           <w:rPr>
             <w:b/>
@@ -12106,12 +12094,12 @@
           <w:t xml:space="preserve">Example 19 (Describing the symbol, not the macro)</w:t>
         </w:r>
       </w:ins>
-      <w:ins w:id="99" w:author="PR Preview" w:date="2026-01-01T00:00:00Z">
+      <w:ins w:id="97" w:author="PR Preview" w:date="2026-01-01T00:00:00Z">
         <w:r>
           <w:t xml:space="preserve"> </w:t>
         </w:r>
       </w:ins>
-      <w:ins w:id="100" w:author="PR Preview" w:date="2026-01-01T00:00:00Z">
+      <w:ins w:id="98" w:author="PR Preview" w:date="2026-01-01T00:00:00Z">
         <w:r>
           <w:t xml:space="preserve"> </w:t>
         </w:r>
@@ -12178,21 +12166,9 @@
       <w:pPr>
         <w:pStyle w:val="Heading2"/>
       </w:pPr>
-      <w:del w:id="101" w:author="PR Preview" w:date="2026-01-01T00:00:00Z">
-        <w:r>
-          <w:delText xml:space="preserve">9 Making expressions concise</w:delText>
-        </w:r>
-      </w:del>
-    </w:p>
-    <w:p>
-      <w:pPr>
-        <w:pStyle w:val="Heading2"/>
-      </w:pPr>
-      <w:ins w:id="102" w:author="PR Preview" w:date="2026-01-01T00:00:00Z">
-        <w:r>
-          <w:t xml:space="preserve">10 Making expressions concise</w:t>
-        </w:r>
-      </w:ins>
+      <w:r>
+        <w:t xml:space="preserve">9 Making expressions concise</w:t>
+      </w:r>
     </w:p>
     <w:p>
       <w:pPr>
@@ -12289,7 +12265,7 @@
       <w:pPr>
         <w:pStyle w:val="BodyText"/>
       </w:pPr>
-      <w:del w:id="103" w:author="PR Preview" w:date="2026-01-01T00:00:00Z">
+      <w:del w:id="99" w:author="PR Preview" w:date="2026-01-01T00:00:00Z">
         <w:r>
           <w:rPr>
             <w:b/>
@@ -12298,12 +12274,12 @@
           <w:delText xml:space="preserve">Example 19 (Naming a repeated chunk)</w:delText>
         </w:r>
       </w:del>
-      <w:del w:id="104" w:author="PR Preview" w:date="2026-01-01T00:00:00Z">
+      <w:del w:id="100" w:author="PR Preview" w:date="2026-01-01T00:00:00Z">
         <w:r>
           <w:delText xml:space="preserve"> </w:delText>
         </w:r>
       </w:del>
-      <w:del w:id="105" w:author="PR Preview" w:date="2026-01-01T00:00:00Z">
+      <w:del w:id="101" w:author="PR Preview" w:date="2026-01-01T00:00:00Z">
         <w:r>
           <w:delText xml:space="preserve"> </w:delText>
         </w:r>
@@ -12313,7 +12289,7 @@
       <w:pPr>
         <w:pStyle w:val="BodyText"/>
       </w:pPr>
-      <w:ins w:id="106" w:author="PR Preview" w:date="2026-01-01T00:00:00Z">
+      <w:ins w:id="102" w:author="PR Preview" w:date="2026-01-01T00:00:00Z">
         <w:r>
           <w:rPr>
             <w:b/>
@@ -12322,12 +12298,12 @@
           <w:t xml:space="preserve">Example 20 (Naming a repeated chunk)</w:t>
         </w:r>
       </w:ins>
-      <w:ins w:id="107" w:author="PR Preview" w:date="2026-01-01T00:00:00Z">
+      <w:ins w:id="103" w:author="PR Preview" w:date="2026-01-01T00:00:00Z">
         <w:r>
           <w:t xml:space="preserve"> </w:t>
         </w:r>
       </w:ins>
-      <w:ins w:id="108" w:author="PR Preview" w:date="2026-01-01T00:00:00Z">
+      <w:ins w:id="104" w:author="PR Preview" w:date="2026-01-01T00:00:00Z">
         <w:r>
           <w:t xml:space="preserve"> </w:t>
         </w:r>
@@ -12467,21 +12443,9 @@
       <w:pPr>
         <w:pStyle w:val="Heading2"/>
       </w:pPr>
-      <w:del w:id="109" w:author="PR Preview" w:date="2026-01-01T00:00:00Z">
-        <w:r>
-          <w:delText xml:space="preserve">10 Abstracting sub-expressions you are not manipulating</w:delText>
-        </w:r>
-      </w:del>
-    </w:p>
-    <w:p>
-      <w:pPr>
-        <w:pStyle w:val="Heading2"/>
-      </w:pPr>
-      <w:ins w:id="110" w:author="PR Preview" w:date="2026-01-01T00:00:00Z">
-        <w:r>
-          <w:t xml:space="preserve">11 Abstracting sub-expressions you are not manipulating</w:t>
-        </w:r>
-      </w:ins>
+      <w:r>
+        <w:t xml:space="preserve">10 Abstracting sub-expressions you are not manipulating</w:t>
+      </w:r>
     </w:p>
     <w:p>
       <w:pPr>
@@ -12655,7 +12619,7 @@
       <w:pPr>
         <w:pStyle w:val="BodyText"/>
       </w:pPr>
-      <w:del w:id="111" w:author="PR Preview" w:date="2026-01-01T00:00:00Z">
+      <w:del w:id="105" w:author="PR Preview" w:date="2026-01-01T00:00:00Z">
         <w:r>
           <w:rPr>
             <w:b/>
@@ -12664,17 +12628,17 @@
           <w:delText xml:space="preserve">Example 20 (Abstracting the population mean)</w:delText>
         </w:r>
       </w:del>
-      <w:del w:id="112" w:author="PR Preview" w:date="2026-01-01T00:00:00Z">
+      <w:del w:id="106" w:author="PR Preview" w:date="2026-01-01T00:00:00Z">
         <w:r>
           <w:delText xml:space="preserve"> </w:delText>
         </w:r>
       </w:del>
-      <w:del w:id="113" w:author="PR Preview" w:date="2026-01-01T00:00:00Z">
+      <w:del w:id="107" w:author="PR Preview" w:date="2026-01-01T00:00:00Z">
         <w:r>
           <w:delText xml:space="preserve">Suppose a derivation expands the variance of a random variable</w:delText>
         </w:r>
       </w:del>
-      <w:del w:id="114" w:author="PR Preview" w:date="2026-01-01T00:00:00Z">
+      <w:del w:id="108" w:author="PR Preview" w:date="2026-01-01T00:00:00Z">
         <w:r>
           <w:delText xml:space="preserve"> </w:delText>
         </w:r>
@@ -12684,7 +12648,7 @@
           <m:t>X</m:t>
         </m:r>
       </m:oMath>
-      <w:del w:id="115" w:author="PR Preview" w:date="2026-01-01T00:00:00Z">
+      <w:del w:id="109" w:author="PR Preview" w:date="2026-01-01T00:00:00Z">
         <w:r>
           <w:delText xml:space="preserve">.</w:delText>
         </w:r>
@@ -12694,7 +12658,7 @@
       <w:pPr>
         <w:pStyle w:val="BodyText"/>
       </w:pPr>
-      <w:ins w:id="116" w:author="PR Preview" w:date="2026-01-01T00:00:00Z">
+      <w:ins w:id="110" w:author="PR Preview" w:date="2026-01-01T00:00:00Z">
         <w:r>
           <w:rPr>
             <w:b/>
@@ -12703,17 +12667,17 @@
           <w:t xml:space="preserve">Example 21 (Abstracting the population mean)</w:t>
         </w:r>
       </w:ins>
-      <w:ins w:id="117" w:author="PR Preview" w:date="2026-01-01T00:00:00Z">
+      <w:ins w:id="111" w:author="PR Preview" w:date="2026-01-01T00:00:00Z">
         <w:r>
           <w:t xml:space="preserve"> </w:t>
         </w:r>
       </w:ins>
-      <w:ins w:id="118" w:author="PR Preview" w:date="2026-01-01T00:00:00Z">
+      <w:ins w:id="112" w:author="PR Preview" w:date="2026-01-01T00:00:00Z">
         <w:r>
           <w:t xml:space="preserve">Suppose a derivation expands the variance of a random variable</w:t>
         </w:r>
       </w:ins>
-      <w:ins w:id="119" w:author="PR Preview" w:date="2026-01-01T00:00:00Z">
+      <w:ins w:id="113" w:author="PR Preview" w:date="2026-01-01T00:00:00Z">
         <w:r>
           <w:t xml:space="preserve"> </w:t>
         </w:r>
@@ -12723,7 +12687,7 @@
           <m:t>X</m:t>
         </m:r>
       </m:oMath>
-      <w:ins w:id="120" w:author="PR Preview" w:date="2026-01-01T00:00:00Z">
+      <w:ins w:id="114" w:author="PR Preview" w:date="2026-01-01T00:00:00Z">
         <w:r>
           <w:t xml:space="preserve">.</w:t>
         </w:r>
@@ -12855,21 +12819,9 @@
       <w:pPr>
         <w:pStyle w:val="Heading2"/>
       </w:pPr>
-      <w:del w:id="121" w:author="PR Preview" w:date="2026-01-01T00:00:00Z">
-        <w:r>
-          <w:delText xml:space="preserve">11 Writing dot products</w:delText>
-        </w:r>
-      </w:del>
-    </w:p>
-    <w:p>
-      <w:pPr>
-        <w:pStyle w:val="Heading2"/>
-      </w:pPr>
-      <w:ins w:id="122" w:author="PR Preview" w:date="2026-01-01T00:00:00Z">
-        <w:r>
-          <w:t xml:space="preserve">12 Writing dot products</w:t>
-        </w:r>
-      </w:ins>
+      <w:r>
+        <w:t xml:space="preserve">11 Writing dot products</w:t>
+      </w:r>
     </w:p>
     <w:p>
       <w:pPr>
@@ -13040,7 +12992,7 @@
       <w:pPr>
         <w:pStyle w:val="BodyText"/>
       </w:pPr>
-      <w:del w:id="123" w:author="PR Preview" w:date="2026-01-01T00:00:00Z">
+      <w:del w:id="115" w:author="PR Preview" w:date="2026-01-01T00:00:00Z">
         <w:r>
           <w:rPr>
             <w:b/>
@@ -13049,12 +13001,12 @@
           <w:delText xml:space="preserve">Example 21 (Writing a dot product)</w:delText>
         </w:r>
       </w:del>
-      <w:del w:id="124" w:author="PR Preview" w:date="2026-01-01T00:00:00Z">
+      <w:del w:id="116" w:author="PR Preview" w:date="2026-01-01T00:00:00Z">
         <w:r>
           <w:delText xml:space="preserve"> </w:delText>
         </w:r>
       </w:del>
-      <w:del w:id="125" w:author="PR Preview" w:date="2026-01-01T00:00:00Z">
+      <w:del w:id="117" w:author="PR Preview" w:date="2026-01-01T00:00:00Z">
         <w:r>
           <w:delText xml:space="preserve"> </w:delText>
         </w:r>
@@ -13064,7 +13016,7 @@
       <w:pPr>
         <w:pStyle w:val="BodyText"/>
       </w:pPr>
-      <w:ins w:id="126" w:author="PR Preview" w:date="2026-01-01T00:00:00Z">
+      <w:ins w:id="118" w:author="PR Preview" w:date="2026-01-01T00:00:00Z">
         <w:r>
           <w:rPr>
             <w:b/>
@@ -13073,12 +13025,12 @@
           <w:t xml:space="preserve">Example 22 (Writing a dot product)</w:t>
         </w:r>
       </w:ins>
-      <w:ins w:id="127" w:author="PR Preview" w:date="2026-01-01T00:00:00Z">
+      <w:ins w:id="119" w:author="PR Preview" w:date="2026-01-01T00:00:00Z">
         <w:r>
           <w:t xml:space="preserve"> </w:t>
         </w:r>
       </w:ins>
-      <w:ins w:id="128" w:author="PR Preview" w:date="2026-01-01T00:00:00Z">
+      <w:ins w:id="120" w:author="PR Preview" w:date="2026-01-01T00:00:00Z">
         <w:r>
           <w:t xml:space="preserve"> </w:t>
         </w:r>
@@ -13459,21 +13411,9 @@
       <w:pPr>
         <w:pStyle w:val="Heading2"/>
       </w:pPr>
-      <w:del w:id="129" w:author="PR Preview" w:date="2026-01-01T00:00:00Z">
-        <w:r>
-          <w:delText xml:space="preserve">12 Writing out notational shorthands</w:delText>
-        </w:r>
-      </w:del>
-    </w:p>
-    <w:p>
-      <w:pPr>
-        <w:pStyle w:val="Heading2"/>
-      </w:pPr>
-      <w:ins w:id="130" w:author="PR Preview" w:date="2026-01-01T00:00:00Z">
-        <w:r>
-          <w:t xml:space="preserve">13 Writing out notational shorthands</w:t>
-        </w:r>
-      </w:ins>
+      <w:r>
+        <w:t xml:space="preserve">12 Writing out notational shorthands</w:t>
+      </w:r>
     </w:p>
     <w:p>
       <w:pPr>
@@ -13951,7 +13891,7 @@
       <w:pPr>
         <w:pStyle w:val="BodyText"/>
       </w:pPr>
-      <w:del w:id="131" w:author="PR Preview" w:date="2026-01-01T00:00:00Z">
+      <w:del w:id="121" w:author="PR Preview" w:date="2026-01-01T00:00:00Z">
         <w:r>
           <w:rPr>
             <w:b/>
@@ -13960,17 +13900,17 @@
           <w:delText xml:space="preserve">Example 22 (Writing out the limits of a sum and the range of an index)</w:delText>
         </w:r>
       </w:del>
-      <w:del w:id="132" w:author="PR Preview" w:date="2026-01-01T00:00:00Z">
+      <w:del w:id="122" w:author="PR Preview" w:date="2026-01-01T00:00:00Z">
         <w:r>
           <w:delText xml:space="preserve"> </w:delText>
         </w:r>
       </w:del>
-      <w:del w:id="133" w:author="PR Preview" w:date="2026-01-01T00:00:00Z">
+      <w:del w:id="123" w:author="PR Preview" w:date="2026-01-01T00:00:00Z">
         <w:r>
           <w:delText xml:space="preserve">For a discrete random variable</w:delText>
         </w:r>
       </w:del>
-      <w:del w:id="134" w:author="PR Preview" w:date="2026-01-01T00:00:00Z">
+      <w:del w:id="124" w:author="PR Preview" w:date="2026-01-01T00:00:00Z">
         <w:r>
           <w:delText xml:space="preserve"> </w:delText>
         </w:r>
@@ -13980,7 +13920,7 @@
           <m:t>X</m:t>
         </m:r>
       </m:oMath>
-      <w:del w:id="135" w:author="PR Preview" w:date="2026-01-01T00:00:00Z">
+      <w:del w:id="125" w:author="PR Preview" w:date="2026-01-01T00:00:00Z">
         <w:r>
           <w:delText xml:space="preserve">:</w:delText>
         </w:r>
@@ -13990,7 +13930,7 @@
       <w:pPr>
         <w:pStyle w:val="BodyText"/>
       </w:pPr>
-      <w:ins w:id="136" w:author="PR Preview" w:date="2026-01-01T00:00:00Z">
+      <w:ins w:id="126" w:author="PR Preview" w:date="2026-01-01T00:00:00Z">
         <w:r>
           <w:rPr>
             <w:b/>
@@ -13999,17 +13939,17 @@
           <w:t xml:space="preserve">Example 23 (Writing out the limits of a sum and the range of an index)</w:t>
         </w:r>
       </w:ins>
-      <w:ins w:id="137" w:author="PR Preview" w:date="2026-01-01T00:00:00Z">
+      <w:ins w:id="127" w:author="PR Preview" w:date="2026-01-01T00:00:00Z">
         <w:r>
           <w:t xml:space="preserve"> </w:t>
         </w:r>
       </w:ins>
-      <w:ins w:id="138" w:author="PR Preview" w:date="2026-01-01T00:00:00Z">
+      <w:ins w:id="128" w:author="PR Preview" w:date="2026-01-01T00:00:00Z">
         <w:r>
           <w:t xml:space="preserve">For a discrete random variable</w:t>
         </w:r>
       </w:ins>
-      <w:ins w:id="139" w:author="PR Preview" w:date="2026-01-01T00:00:00Z">
+      <w:ins w:id="129" w:author="PR Preview" w:date="2026-01-01T00:00:00Z">
         <w:r>
           <w:t xml:space="preserve"> </w:t>
         </w:r>
@@ -14019,7 +13959,7 @@
           <m:t>X</m:t>
         </m:r>
       </m:oMath>
-      <w:ins w:id="140" w:author="PR Preview" w:date="2026-01-01T00:00:00Z">
+      <w:ins w:id="130" w:author="PR Preview" w:date="2026-01-01T00:00:00Z">
         <w:r>
           <w:t xml:space="preserve">:</w:t>
         </w:r>
@@ -14569,21 +14509,9 @@
       <w:pPr>
         <w:pStyle w:val="Heading2"/>
       </w:pPr>
-      <w:del w:id="141" w:author="PR Preview" w:date="2026-01-01T00:00:00Z">
-        <w:r>
-          <w:delText xml:space="preserve">13 Stating assumptions before using them</w:delText>
-        </w:r>
-      </w:del>
-    </w:p>
-    <w:p>
-      <w:pPr>
-        <w:pStyle w:val="Heading2"/>
-      </w:pPr>
-      <w:ins w:id="142" w:author="PR Preview" w:date="2026-01-01T00:00:00Z">
-        <w:r>
-          <w:t xml:space="preserve">14 Stating assumptions before using them</w:t>
-        </w:r>
-      </w:ins>
+      <w:r>
+        <w:t xml:space="preserve">13 Stating assumptions before using them</w:t>
+      </w:r>
     </w:p>
     <w:p>
       <w:pPr>
@@ -14771,7 +14699,7 @@
       <w:pPr>
         <w:pStyle w:val="BodyText"/>
       </w:pPr>
-      <w:del w:id="143" w:author="PR Preview" w:date="2026-01-01T00:00:00Z">
+      <w:del w:id="131" w:author="PR Preview" w:date="2026-01-01T00:00:00Z">
         <w:r>
           <w:rPr>
             <w:b/>
@@ -14780,7 +14708,7 @@
           <w:delText xml:space="preserve">Example 23 (Stating the restriction on</w:delText>
         </w:r>
       </w:del>
-      <w:del w:id="144" w:author="PR Preview" w:date="2026-01-01T00:00:00Z">
+      <w:del w:id="132" w:author="PR Preview" w:date="2026-01-01T00:00:00Z">
         <w:r>
           <w:rPr>
             <w:b/>
@@ -14794,7 +14722,7 @@
           <m:t>x</m:t>
         </m:r>
       </m:oMath>
-      <w:del w:id="145" w:author="PR Preview" w:date="2026-01-01T00:00:00Z">
+      <w:del w:id="133" w:author="PR Preview" w:date="2026-01-01T00:00:00Z">
         <w:r>
           <w:rPr>
             <w:b/>
@@ -14803,7 +14731,7 @@
           <w:delText xml:space="preserve"> </w:delText>
         </w:r>
       </w:del>
-      <w:del w:id="146" w:author="PR Preview" w:date="2026-01-01T00:00:00Z">
+      <w:del w:id="134" w:author="PR Preview" w:date="2026-01-01T00:00:00Z">
         <w:r>
           <w:rPr>
             <w:b/>
@@ -14812,17 +14740,17 @@
           <w:delText xml:space="preserve">before using it)</w:delText>
         </w:r>
       </w:del>
-      <w:del w:id="147" w:author="PR Preview" w:date="2026-01-01T00:00:00Z">
+      <w:del w:id="135" w:author="PR Preview" w:date="2026-01-01T00:00:00Z">
         <w:r>
           <w:delText xml:space="preserve"> </w:delText>
         </w:r>
       </w:del>
-      <w:del w:id="148" w:author="PR Preview" w:date="2026-01-01T00:00:00Z">
+      <w:del w:id="136" w:author="PR Preview" w:date="2026-01-01T00:00:00Z">
         <w:r>
           <w:delText xml:space="preserve">To show that</w:delText>
         </w:r>
       </w:del>
-      <w:del w:id="149" w:author="PR Preview" w:date="2026-01-01T00:00:00Z">
+      <w:del w:id="137" w:author="PR Preview" w:date="2026-01-01T00:00:00Z">
         <w:r>
           <w:delText xml:space="preserve"> </w:delText>
         </w:r>
@@ -14841,17 +14769,17 @@
           <m:t>2</m:t>
         </m:r>
       </m:oMath>
-      <w:del w:id="150" w:author="PR Preview" w:date="2026-01-01T00:00:00Z">
+      <w:del w:id="138" w:author="PR Preview" w:date="2026-01-01T00:00:00Z">
         <w:r>
           <w:delText xml:space="preserve"> </w:delText>
         </w:r>
       </w:del>
-      <w:del w:id="151" w:author="PR Preview" w:date="2026-01-01T00:00:00Z">
+      <w:del w:id="139" w:author="PR Preview" w:date="2026-01-01T00:00:00Z">
         <w:r>
           <w:delText xml:space="preserve">is a strict local minimizer of</w:delText>
         </w:r>
       </w:del>
-      <w:del w:id="152" w:author="PR Preview" w:date="2026-01-01T00:00:00Z">
+      <w:del w:id="140" w:author="PR Preview" w:date="2026-01-01T00:00:00Z">
         <w:r>
           <w:delText xml:space="preserve"> </w:delText>
         </w:r>
@@ -14915,22 +14843,22 @@
           </m:sup>
         </m:sSup>
       </m:oMath>
-      <w:del w:id="153" w:author="PR Preview" w:date="2026-01-01T00:00:00Z">
+      <w:del w:id="141" w:author="PR Preview" w:date="2026-01-01T00:00:00Z">
         <w:r>
           <w:delText xml:space="preserve">,</w:delText>
         </w:r>
       </w:del>
-      <w:del w:id="154" w:author="PR Preview" w:date="2026-01-01T00:00:00Z">
+      <w:del w:id="142" w:author="PR Preview" w:date="2026-01-01T00:00:00Z">
         <w:r>
           <w:delText xml:space="preserve"> </w:delText>
         </w:r>
       </w:del>
-      <w:del w:id="155" w:author="PR Preview" w:date="2026-01-01T00:00:00Z">
+      <w:del w:id="143" w:author="PR Preview" w:date="2026-01-01T00:00:00Z">
         <w:r>
           <w:delText xml:space="preserve">we show that</w:delText>
         </w:r>
       </w:del>
-      <w:del w:id="156" w:author="PR Preview" w:date="2026-01-01T00:00:00Z">
+      <w:del w:id="144" w:author="PR Preview" w:date="2026-01-01T00:00:00Z">
         <w:r>
           <w:delText xml:space="preserve"> </w:delText>
         </w:r>
@@ -14979,17 +14907,17 @@
           <m:t>)</m:t>
         </m:r>
       </m:oMath>
-      <w:del w:id="157" w:author="PR Preview" w:date="2026-01-01T00:00:00Z">
+      <w:del w:id="145" w:author="PR Preview" w:date="2026-01-01T00:00:00Z">
         <w:r>
           <w:delText xml:space="preserve"> </w:delText>
         </w:r>
       </w:del>
-      <w:del w:id="158" w:author="PR Preview" w:date="2026-01-01T00:00:00Z">
+      <w:del w:id="146" w:author="PR Preview" w:date="2026-01-01T00:00:00Z">
         <w:r>
           <w:delText xml:space="preserve">for every</w:delText>
         </w:r>
       </w:del>
-      <w:del w:id="159" w:author="PR Preview" w:date="2026-01-01T00:00:00Z">
+      <w:del w:id="147" w:author="PR Preview" w:date="2026-01-01T00:00:00Z">
         <w:r>
           <w:delText xml:space="preserve"> </w:delText>
         </w:r>
@@ -14999,12 +14927,12 @@
           <m:t>x</m:t>
         </m:r>
       </m:oMath>
-      <w:del w:id="160" w:author="PR Preview" w:date="2026-01-01T00:00:00Z">
+      <w:del w:id="148" w:author="PR Preview" w:date="2026-01-01T00:00:00Z">
         <w:r>
           <w:delText xml:space="preserve"> </w:delText>
         </w:r>
       </w:del>
-      <w:del w:id="161" w:author="PR Preview" w:date="2026-01-01T00:00:00Z">
+      <w:del w:id="149" w:author="PR Preview" w:date="2026-01-01T00:00:00Z">
         <w:r>
           <w:delText xml:space="preserve">near 2 other than 2 itself.</w:delText>
         </w:r>
@@ -15014,7 +14942,7 @@
       <w:pPr>
         <w:pStyle w:val="BodyText"/>
       </w:pPr>
-      <w:ins w:id="162" w:author="PR Preview" w:date="2026-01-01T00:00:00Z">
+      <w:ins w:id="150" w:author="PR Preview" w:date="2026-01-01T00:00:00Z">
         <w:r>
           <w:rPr>
             <w:b/>
@@ -15023,7 +14951,7 @@
           <w:t xml:space="preserve">Example 24 (Stating the restriction on</w:t>
         </w:r>
       </w:ins>
-      <w:ins w:id="163" w:author="PR Preview" w:date="2026-01-01T00:00:00Z">
+      <w:ins w:id="151" w:author="PR Preview" w:date="2026-01-01T00:00:00Z">
         <w:r>
           <w:rPr>
             <w:b/>
@@ -15037,7 +14965,7 @@
           <m:t>x</m:t>
         </m:r>
       </m:oMath>
-      <w:ins w:id="164" w:author="PR Preview" w:date="2026-01-01T00:00:00Z">
+      <w:ins w:id="152" w:author="PR Preview" w:date="2026-01-01T00:00:00Z">
         <w:r>
           <w:rPr>
             <w:b/>
@@ -15046,7 +14974,7 @@
           <w:t xml:space="preserve"> </w:t>
         </w:r>
       </w:ins>
-      <w:ins w:id="165" w:author="PR Preview" w:date="2026-01-01T00:00:00Z">
+      <w:ins w:id="153" w:author="PR Preview" w:date="2026-01-01T00:00:00Z">
         <w:r>
           <w:rPr>
             <w:b/>
@@ -15055,17 +14983,17 @@
           <w:t xml:space="preserve">before using it)</w:t>
         </w:r>
       </w:ins>
-      <w:ins w:id="166" w:author="PR Preview" w:date="2026-01-01T00:00:00Z">
+      <w:ins w:id="154" w:author="PR Preview" w:date="2026-01-01T00:00:00Z">
         <w:r>
           <w:t xml:space="preserve"> </w:t>
         </w:r>
       </w:ins>
-      <w:ins w:id="167" w:author="PR Preview" w:date="2026-01-01T00:00:00Z">
+      <w:ins w:id="155" w:author="PR Preview" w:date="2026-01-01T00:00:00Z">
         <w:r>
           <w:t xml:space="preserve">To show that</w:t>
         </w:r>
       </w:ins>
-      <w:ins w:id="168" w:author="PR Preview" w:date="2026-01-01T00:00:00Z">
+      <w:ins w:id="156" w:author="PR Preview" w:date="2026-01-01T00:00:00Z">
         <w:r>
           <w:t xml:space="preserve"> </w:t>
         </w:r>
@@ -15084,17 +15012,17 @@
           <m:t>2</m:t>
         </m:r>
       </m:oMath>
-      <w:ins w:id="169" w:author="PR Preview" w:date="2026-01-01T00:00:00Z">
+      <w:ins w:id="157" w:author="PR Preview" w:date="2026-01-01T00:00:00Z">
         <w:r>
           <w:t xml:space="preserve"> </w:t>
         </w:r>
       </w:ins>
-      <w:ins w:id="170" w:author="PR Preview" w:date="2026-01-01T00:00:00Z">
+      <w:ins w:id="158" w:author="PR Preview" w:date="2026-01-01T00:00:00Z">
         <w:r>
           <w:t xml:space="preserve">is a strict local minimizer of</w:t>
         </w:r>
       </w:ins>
-      <w:ins w:id="171" w:author="PR Preview" w:date="2026-01-01T00:00:00Z">
+      <w:ins w:id="159" w:author="PR Preview" w:date="2026-01-01T00:00:00Z">
         <w:r>
           <w:t xml:space="preserve"> </w:t>
         </w:r>
@@ -15158,22 +15086,22 @@
           </m:sup>
         </m:sSup>
       </m:oMath>
-      <w:ins w:id="172" w:author="PR Preview" w:date="2026-01-01T00:00:00Z">
+      <w:ins w:id="160" w:author="PR Preview" w:date="2026-01-01T00:00:00Z">
         <w:r>
           <w:t xml:space="preserve">,</w:t>
         </w:r>
       </w:ins>
-      <w:ins w:id="173" w:author="PR Preview" w:date="2026-01-01T00:00:00Z">
+      <w:ins w:id="161" w:author="PR Preview" w:date="2026-01-01T00:00:00Z">
         <w:r>
           <w:t xml:space="preserve"> </w:t>
         </w:r>
       </w:ins>
-      <w:ins w:id="174" w:author="PR Preview" w:date="2026-01-01T00:00:00Z">
+      <w:ins w:id="162" w:author="PR Preview" w:date="2026-01-01T00:00:00Z">
         <w:r>
           <w:t xml:space="preserve">we show that</w:t>
         </w:r>
       </w:ins>
-      <w:ins w:id="175" w:author="PR Preview" w:date="2026-01-01T00:00:00Z">
+      <w:ins w:id="163" w:author="PR Preview" w:date="2026-01-01T00:00:00Z">
         <w:r>
           <w:t xml:space="preserve"> </w:t>
         </w:r>
@@ -15222,17 +15150,17 @@
           <m:t>)</m:t>
         </m:r>
       </m:oMath>
-      <w:ins w:id="176" w:author="PR Preview" w:date="2026-01-01T00:00:00Z">
+      <w:ins w:id="164" w:author="PR Preview" w:date="2026-01-01T00:00:00Z">
         <w:r>
           <w:t xml:space="preserve"> </w:t>
         </w:r>
       </w:ins>
-      <w:ins w:id="177" w:author="PR Preview" w:date="2026-01-01T00:00:00Z">
+      <w:ins w:id="165" w:author="PR Preview" w:date="2026-01-01T00:00:00Z">
         <w:r>
           <w:t xml:space="preserve">for every</w:t>
         </w:r>
       </w:ins>
-      <w:ins w:id="178" w:author="PR Preview" w:date="2026-01-01T00:00:00Z">
+      <w:ins w:id="166" w:author="PR Preview" w:date="2026-01-01T00:00:00Z">
         <w:r>
           <w:t xml:space="preserve"> </w:t>
         </w:r>
@@ -15242,12 +15170,12 @@
           <m:t>x</m:t>
         </m:r>
       </m:oMath>
-      <w:ins w:id="179" w:author="PR Preview" w:date="2026-01-01T00:00:00Z">
+      <w:ins w:id="167" w:author="PR Preview" w:date="2026-01-01T00:00:00Z">
         <w:r>
           <w:t xml:space="preserve"> </w:t>
         </w:r>
       </w:ins>
-      <w:ins w:id="180" w:author="PR Preview" w:date="2026-01-01T00:00:00Z">
+      <w:ins w:id="168" w:author="PR Preview" w:date="2026-01-01T00:00:00Z">
         <w:r>
           <w:t xml:space="preserve">near 2 other than 2 itself.</w:t>
         </w:r>

--- a/pr-preview/pr-279/chapters/notation-tracked-changes.docx
+++ b/pr-preview/pr-279/chapters/notation-tracked-changes.docx
@@ -16,7 +16,7 @@
       </w:pPr>
       <w:del w:id="1" w:author="PR Preview" w:date="2026-01-01T00:00:00Z">
         <w:r>
-          <w:delText xml:space="preserve">Last modified: 2026-10-18 14:45:14 (PDT)</w:delText>
+          <w:delText xml:space="preserve">Last modified: 2026-10-19 00:24:16 (PDT)</w:delText>
         </w:r>
       </w:del>
     </w:p>
@@ -26,7 +26,7 @@
       </w:pPr>
       <w:ins w:id="2" w:author="PR Preview" w:date="2026-01-01T00:00:00Z">
         <w:r>
-          <w:t xml:space="preserve">Last modified: 2026-10-18 21:59:14 (PDT)</w:t>
+          <w:t xml:space="preserve">Last modified: 2026-10-19 00:24:24 (PDT)</w:t>
         </w:r>
       </w:ins>
     </w:p>
@@ -8031,7 +8031,7 @@
       </w:r>
     </w:p>
     <w:bookmarkEnd w:id="36"/>
-    <w:bookmarkStart w:id="38" w:name="random-variables-and-their-values"/>
+    <w:bookmarkStart w:id="39" w:name="random-variables-and-their-values"/>
     <w:p>
       <w:pPr>
         <w:pStyle w:val="Heading2"/>
@@ -8963,6 +8963,346 @@
         <w:pStyle w:val="FirstParagraph"/>
       </w:pPr>
       <w:r>
+        <w:t xml:space="preserve">Name the kind of object in the words, too, not only in the symbol.</w:t>
+      </w:r>
+      <w:r>
+        <w:t xml:space="preserve"> </w:t>
+      </w:r>
+      <w:r>
+        <w:t xml:space="preserve">Call a random variable a</w:t>
+      </w:r>
+      <w:r>
+        <w:t xml:space="preserve"> </w:t>
+      </w:r>
+      <w:r>
+        <w:t xml:space="preserve">“variable”</w:t>
+      </w:r>
+      <w:r>
+        <w:t xml:space="preserve">, such as</w:t>
+      </w:r>
+      <w:r>
+        <w:t xml:space="preserve"> </w:t>
+      </w:r>
+      <w:r>
+        <w:t xml:space="preserve">“the output variable</w:t>
+      </w:r>
+      <w:r>
+        <w:t xml:space="preserve"> </w:t>
+      </w:r>
+      <w:r>
+        <w:t xml:space="preserve">$\Outvar$</w:t>
+      </w:r>
+      <w:r>
+        <w:t xml:space="preserve">”</w:t>
+      </w:r>
+      <w:r>
+        <w:t xml:space="preserve">,</w:t>
+      </w:r>
+      <w:r>
+        <w:t xml:space="preserve"> </w:t>
+      </w:r>
+      <w:r>
+        <w:t xml:space="preserve">and call a number a</w:t>
+      </w:r>
+      <w:r>
+        <w:t xml:space="preserve"> </w:t>
+      </w:r>
+      <w:r>
+        <w:t xml:space="preserve">“value”</w:t>
+      </w:r>
+      <w:r>
+        <w:t xml:space="preserve">, such as</w:t>
+      </w:r>
+      <w:r>
+        <w:t xml:space="preserve"> </w:t>
+      </w:r>
+      <w:r>
+        <w:t xml:space="preserve">“the input value</w:t>
+      </w:r>
+      <w:r>
+        <w:t xml:space="preserve"> </w:t>
+      </w:r>
+      <w:r>
+        <w:t xml:space="preserve">$\predvar$</w:t>
+      </w:r>
+      <w:r>
+        <w:t xml:space="preserve">”</w:t>
+      </w:r>
+      <w:r>
+        <w:t xml:space="preserve"> </w:t>
+      </w:r>
+      <w:r>
+        <w:t xml:space="preserve">or</w:t>
+      </w:r>
+      <w:r>
+        <w:t xml:space="preserve"> </w:t>
+      </w:r>
+      <w:r>
+        <w:t xml:space="preserve">“the observed value</w:t>
+      </w:r>
+      <w:r>
+        <w:t xml:space="preserve"> </w:t>
+      </w:r>
+      <w:r>
+        <w:t xml:space="preserve">$\outvar$</w:t>
+      </w:r>
+      <w:r>
+        <w:t xml:space="preserve">”</w:t>
+      </w:r>
+      <w:r>
+        <w:t xml:space="preserve">.</w:t>
+      </w:r>
+      <w:r>
+        <w:t xml:space="preserve"> </w:t>
+      </w:r>
+      <w:r>
+        <w:t xml:space="preserve">Do not say</w:t>
+      </w:r>
+      <w:r>
+        <w:t xml:space="preserve"> </w:t>
+      </w:r>
+      <w:r>
+        <w:t xml:space="preserve">“fix</w:t>
+      </w:r>
+      <w:r>
+        <w:t xml:space="preserve"> </w:t>
+      </w:r>
+      <w:r>
+        <w:t xml:space="preserve">$\predvar$</w:t>
+      </w:r>
+      <w:r>
+        <w:t xml:space="preserve">”</w:t>
+      </w:r>
+      <w:r>
+        <w:t xml:space="preserve"> </w:t>
+      </w:r>
+      <w:r>
+        <w:t xml:space="preserve">or</w:t>
+      </w:r>
+      <w:r>
+        <w:t xml:space="preserve"> </w:t>
+      </w:r>
+      <w:r>
+        <w:t xml:space="preserve">“let</w:t>
+      </w:r>
+      <w:r>
+        <w:t xml:space="preserve"> </w:t>
+      </w:r>
+      <w:r>
+        <w:t xml:space="preserve">$\predvar$</w:t>
+      </w:r>
+      <w:r>
+        <w:t xml:space="preserve"> </w:t>
+      </w:r>
+      <w:r>
+        <w:t xml:space="preserve">be fixed”</w:t>
+      </w:r>
+      <w:r>
+        <w:t xml:space="preserve">.</w:t>
+      </w:r>
+      <w:r>
+        <w:t xml:space="preserve"> </w:t>
+      </w:r>
+      <w:r>
+        <w:t xml:space="preserve">It does not say whether</w:t>
+      </w:r>
+      <w:r>
+        <w:t xml:space="preserve"> </w:t>
+      </w:r>
+      <w:r>
+        <w:t xml:space="preserve">$\predvar$</w:t>
+      </w:r>
+      <w:r>
+        <w:t xml:space="preserve"> </w:t>
+      </w:r>
+      <w:r>
+        <w:t xml:space="preserve">is a variable held constant or a value you chose.</w:t>
+      </w:r>
+      <w:r>
+        <w:t xml:space="preserve"> </w:t>
+      </w:r>
+      <w:r>
+        <w:t xml:space="preserve">Say</w:t>
+      </w:r>
+      <w:r>
+        <w:t xml:space="preserve"> </w:t>
+      </w:r>
+      <w:r>
+        <w:t xml:space="preserve">“choose an input value</w:t>
+      </w:r>
+      <w:r>
+        <w:t xml:space="preserve"> </w:t>
+      </w:r>
+      <w:r>
+        <w:t xml:space="preserve">$\predvar$</w:t>
+      </w:r>
+      <w:r>
+        <w:t xml:space="preserve">”</w:t>
+      </w:r>
+      <w:r>
+        <w:t xml:space="preserve">,</w:t>
+      </w:r>
+      <w:r>
+        <w:t xml:space="preserve"> </w:t>
+      </w:r>
+      <w:r>
+        <w:t xml:space="preserve">or</w:t>
+      </w:r>
+      <w:r>
+        <w:t xml:space="preserve"> </w:t>
+      </w:r>
+      <w:r>
+        <w:t xml:space="preserve">“take the observed value</w:t>
+      </w:r>
+      <w:r>
+        <w:t xml:space="preserve"> </w:t>
+      </w:r>
+      <w:r>
+        <w:t xml:space="preserve">$\outvar$</w:t>
+      </w:r>
+      <w:r>
+        <w:t xml:space="preserve"> </w:t>
+      </w:r>
+      <w:r>
+        <w:t xml:space="preserve">as given”</w:t>
+      </w:r>
+      <w:r>
+        <w:t xml:space="preserve">.</w:t>
+      </w:r>
+    </w:p>
+    <w:bookmarkStart w:id="38" w:name="exm-variable-vs-value-in-words"/>
+    <w:p>
+      <w:pPr>
+        <w:pStyle w:val="BodyText"/>
+      </w:pPr>
+      <w:r>
+        <w:rPr>
+          <w:b/>
+          <w:bCs/>
+        </w:rPr>
+        <w:t xml:space="preserve">Example 10 (Naming a variable and its value in the words)</w:t>
+      </w:r>
+      <w:r>
+        <w:t xml:space="preserve"> </w:t>
+      </w:r>
+      <w:r>
+        <w:t xml:space="preserve"> </w:t>
+      </w:r>
+    </w:p>
+    <w:p>
+      <w:pPr>
+        <w:pStyle w:val="BlockText"/>
+      </w:pPr>
+      <w:r>
+        <w:t xml:space="preserve">❌ Fix an input</w:t>
+      </w:r>
+      <w:r>
+        <w:t xml:space="preserve"> </w:t>
+      </w:r>
+      <w:r>
+        <w:t xml:space="preserve">$\predvar$</w:t>
+      </w:r>
+      <w:r>
+        <w:t xml:space="preserve">, and let</w:t>
+      </w:r>
+      <w:r>
+        <w:t xml:space="preserve"> </w:t>
+      </w:r>
+      <w:r>
+        <w:t xml:space="preserve">$\Outvar = \truemeanfnf{\predvar} + \noise$</w:t>
+      </w:r>
+      <w:r>
+        <w:t xml:space="preserve">.</w:t>
+      </w:r>
+    </w:p>
+    <w:p>
+      <w:pPr>
+        <w:pStyle w:val="BlockText"/>
+      </w:pPr>
+      <w:r>
+        <w:t xml:space="preserve">✅ Choose an input value</w:t>
+      </w:r>
+      <w:r>
+        <w:t xml:space="preserve"> </w:t>
+      </w:r>
+      <w:r>
+        <w:t xml:space="preserve">$\predvar$</w:t>
+      </w:r>
+      <w:r>
+        <w:t xml:space="preserve">,</w:t>
+      </w:r>
+      <w:r>
+        <w:t xml:space="preserve"> </w:t>
+      </w:r>
+      <w:r>
+        <w:t xml:space="preserve">and let the output variable</w:t>
+      </w:r>
+      <w:r>
+        <w:t xml:space="preserve"> </w:t>
+      </w:r>
+      <w:r>
+        <w:t xml:space="preserve">$\Outvar = \truemeanfnf{\predvar} + \noise$</w:t>
+      </w:r>
+      <w:r>
+        <w:t xml:space="preserve">.</w:t>
+      </w:r>
+    </w:p>
+    <w:p>
+      <w:pPr>
+        <w:pStyle w:val="FirstParagraph"/>
+      </w:pPr>
+      <w:r>
+        <w:t xml:space="preserve">The ❌ version leaves the reader to work out</w:t>
+      </w:r>
+      <w:r>
+        <w:t xml:space="preserve"> </w:t>
+      </w:r>
+      <w:r>
+        <w:t xml:space="preserve">that</w:t>
+      </w:r>
+      <w:r>
+        <w:t xml:space="preserve"> </w:t>
+      </w:r>
+      <w:r>
+        <w:t xml:space="preserve">$\predvar$</w:t>
+      </w:r>
+      <w:r>
+        <w:t xml:space="preserve"> </w:t>
+      </w:r>
+      <w:r>
+        <w:t xml:space="preserve">is a number you choose and</w:t>
+      </w:r>
+      <w:r>
+        <w:t xml:space="preserve"> </w:t>
+      </w:r>
+      <w:r>
+        <w:t xml:space="preserve">$\Outvar$</w:t>
+      </w:r>
+      <w:r>
+        <w:t xml:space="preserve"> </w:t>
+      </w:r>
+      <w:r>
+        <w:t xml:space="preserve">is random.</w:t>
+      </w:r>
+      <w:r>
+        <w:t xml:space="preserve"> </w:t>
+      </w:r>
+      <w:r>
+        <w:t xml:space="preserve">The ✅ version names the input as a value and the output as a variable,</w:t>
+      </w:r>
+      <w:r>
+        <w:t xml:space="preserve"> </w:t>
+      </w:r>
+      <w:r>
+        <w:t xml:space="preserve">which is what the symbols say.</w:t>
+      </w:r>
+    </w:p>
+    <w:bookmarkEnd w:id="38"/>
+    <w:p>
+      <w:pPr>
+        <w:pStyle w:val="BodyText"/>
+      </w:pPr>
+      <w:r>
         <w:t xml:space="preserve">Some fields reserve capital letters for matrices,</w:t>
       </w:r>
       <w:r>
@@ -9051,8 +9391,8 @@
         <w:t xml:space="preserve">.</w:t>
       </w:r>
     </w:p>
-    <w:bookmarkEnd w:id="38"/>
-    <w:bookmarkStart w:id="43" w:name="matching-names-and-notation"/>
+    <w:bookmarkEnd w:id="39"/>
+    <w:bookmarkStart w:id="44" w:name="matching-names-and-notation"/>
     <w:p>
       <w:pPr>
         <w:pStyle w:val="Heading2"/>
@@ -9163,7 +9503,7 @@
       <w:r>
         <w:t xml:space="preserve"> </w:t>
       </w:r>
-      <w:hyperlink r:id="rId39">
+      <w:hyperlink r:id="rId40">
         <w:r>
           <w:rPr>
             <w:rStyle w:val="Hyperlink"/>
@@ -9175,7 +9515,7 @@
         <w:t xml:space="preserve">).</w:t>
       </w:r>
     </w:p>
-    <w:bookmarkStart w:id="40" w:name="exm-name-matches-notation"/>
+    <w:bookmarkStart w:id="41" w:name="exm-name-matches-notation"/>
     <w:p>
       <w:pPr>
         <w:pStyle w:val="BodyText"/>
@@ -9185,7 +9525,7 @@
           <w:b/>
           <w:bCs/>
         </w:rPr>
-        <w:t xml:space="preserve">Example 10 (Matching a name to its notation)</w:t>
+        <w:t xml:space="preserve">Example 11 (Matching a name to its notation)</w:t>
       </w:r>
       <w:r>
         <w:t xml:space="preserve"> </w:t>
@@ -9668,7 +10008,7 @@
         <w:t xml:space="preserve">.</w:t>
       </w:r>
     </w:p>
-    <w:bookmarkEnd w:id="40"/>
+    <w:bookmarkEnd w:id="41"/>
     <w:p>
       <w:pPr>
         <w:pStyle w:val="BodyText"/>
@@ -9689,7 +10029,7 @@
         <w:t xml:space="preserve">and make them agree.</w:t>
       </w:r>
     </w:p>
-    <w:bookmarkStart w:id="42" w:name="label-every-inline-symbol"/>
+    <w:bookmarkStart w:id="43" w:name="label-every-inline-symbol"/>
     <w:p>
       <w:pPr>
         <w:pStyle w:val="Heading3"/>
@@ -9779,7 +10119,7 @@
         </w:r>
       </w:ins>
     </w:p>
-    <w:bookmarkStart w:id="41" w:name="exm-label-inline-symbol"/>
+    <w:bookmarkStart w:id="42" w:name="exm-label-inline-symbol"/>
     <w:p>
       <w:pPr>
         <w:pStyle w:val="BodyText"/>
@@ -9790,7 +10130,7 @@
             <w:b/>
             <w:bCs/>
           </w:rPr>
-          <w:t xml:space="preserve">Example 11 (Labeling a symbol in a list of quantities)</w:t>
+          <w:t xml:space="preserve">Example 12 (Labeling a symbol in a list of quantities)</w:t>
         </w:r>
       </w:ins>
       <w:ins w:id="17" w:author="PR Preview" w:date="2026-01-01T00:00:00Z">
@@ -10025,10 +10365,10 @@
         </w:r>
       </w:ins>
     </w:p>
-    <w:bookmarkEnd w:id="41"/>
     <w:bookmarkEnd w:id="42"/>
     <w:bookmarkEnd w:id="43"/>
-    <w:bookmarkStart w:id="52" w:name="using-shared-macros"/>
+    <w:bookmarkEnd w:id="44"/>
+    <w:bookmarkStart w:id="53" w:name="using-shared-macros"/>
     <w:p>
       <w:pPr>
         <w:pStyle w:val="Heading2"/>
@@ -10101,7 +10441,7 @@
         <w:t xml:space="preserve">so the next document finds it.</w:t>
       </w:r>
     </w:p>
-    <w:bookmarkStart w:id="44" w:name="exm-use-shared-macro"/>
+    <w:bookmarkStart w:id="45" w:name="exm-use-shared-macro"/>
     <w:p>
       <w:pPr>
         <w:pStyle w:val="BodyText"/>
@@ -10112,7 +10452,7 @@
             <w:b/>
             <w:bCs/>
           </w:rPr>
-          <w:delText xml:space="preserve">Example 11 (Using a shared macro)</w:delText>
+          <w:delText xml:space="preserve">Example 12 (Using a shared macro)</w:delText>
         </w:r>
       </w:del>
       <w:del w:id="48" w:author="PR Preview" w:date="2026-01-01T00:00:00Z">
@@ -10146,7 +10486,7 @@
             <w:b/>
             <w:bCs/>
           </w:rPr>
-          <w:t xml:space="preserve">Example 12 (Using a shared macro)</w:t>
+          <w:t xml:space="preserve">Example 13 (Using a shared macro)</w:t>
         </w:r>
       </w:ins>
       <w:ins w:id="53" w:author="PR Preview" w:date="2026-01-01T00:00:00Z">
@@ -10230,7 +10570,7 @@
         <w:t xml:space="preserve">every document that uses the macro changes with it.</w:t>
       </w:r>
     </w:p>
-    <w:bookmarkEnd w:id="44"/>
+    <w:bookmarkEnd w:id="45"/>
     <w:p>
       <w:pPr>
         <w:pStyle w:val="BodyText"/>
@@ -10432,7 +10772,7 @@
         <w:t xml:space="preserve">and the rule for Latin letters below says when that applies.</w:t>
       </w:r>
     </w:p>
-    <w:bookmarkStart w:id="45" w:name="exm-semantic-macro-name"/>
+    <w:bookmarkStart w:id="46" w:name="exm-semantic-macro-name"/>
     <w:p>
       <w:pPr>
         <w:pStyle w:val="BodyText"/>
@@ -10443,7 +10783,7 @@
             <w:b/>
             <w:bCs/>
           </w:rPr>
-          <w:delText xml:space="preserve">Example 12 (Naming a macro for its meaning)</w:delText>
+          <w:delText xml:space="preserve">Example 13 (Naming a macro for its meaning)</w:delText>
         </w:r>
       </w:del>
       <w:del w:id="58" w:author="PR Preview" w:date="2026-01-01T00:00:00Z">
@@ -10467,7 +10807,7 @@
             <w:b/>
             <w:bCs/>
           </w:rPr>
-          <w:t xml:space="preserve">Example 13 (Naming a macro for its meaning)</w:t>
+          <w:t xml:space="preserve">Example 14 (Naming a macro for its meaning)</w:t>
         </w:r>
       </w:ins>
       <w:ins w:id="61" w:author="PR Preview" w:date="2026-01-01T00:00:00Z">
@@ -10541,7 +10881,7 @@
         <w:t xml:space="preserve">changes one line in the shared file.</w:t>
       </w:r>
     </w:p>
-    <w:bookmarkEnd w:id="45"/>
+    <w:bookmarkEnd w:id="46"/>
     <w:p>
       <w:pPr>
         <w:pStyle w:val="BodyText"/>
@@ -10663,7 +11003,7 @@
         <w:t xml:space="preserve">existing hats are converted in separate sweeps.</w:t>
       </w:r>
     </w:p>
-    <w:bookmarkStart w:id="46" w:name="exm-semantic-decorator"/>
+    <w:bookmarkStart w:id="47" w:name="exm-semantic-decorator"/>
     <w:p>
       <w:pPr>
         <w:pStyle w:val="BodyText"/>
@@ -10674,7 +11014,7 @@
             <w:b/>
             <w:bCs/>
           </w:rPr>
-          <w:delText xml:space="preserve">Example 13 (Naming a decorator for its meaning)</w:delText>
+          <w:delText xml:space="preserve">Example 14 (Naming a decorator for its meaning)</w:delText>
         </w:r>
       </w:del>
       <w:del w:id="64" w:author="PR Preview" w:date="2026-01-01T00:00:00Z">
@@ -10698,7 +11038,7 @@
             <w:b/>
             <w:bCs/>
           </w:rPr>
-          <w:t xml:space="preserve">Example 14 (Naming a decorator for its meaning)</w:t>
+          <w:t xml:space="preserve">Example 15 (Naming a decorator for its meaning)</w:t>
         </w:r>
       </w:ins>
       <w:ins w:id="67" w:author="PR Preview" w:date="2026-01-01T00:00:00Z">
@@ -10781,7 +11121,7 @@
         <w:t xml:space="preserve">changes.</w:t>
       </w:r>
     </w:p>
-    <w:bookmarkEnd w:id="46"/>
+    <w:bookmarkEnd w:id="47"/>
     <w:p>
       <w:pPr>
         <w:pStyle w:val="BodyText"/>
@@ -10970,7 +11310,7 @@
         <w:t xml:space="preserve">may write the font command directly.</w:t>
       </w:r>
     </w:p>
-    <w:bookmarkStart w:id="47" w:name="exm-semantic-font"/>
+    <w:bookmarkStart w:id="48" w:name="exm-semantic-font"/>
     <w:p>
       <w:pPr>
         <w:pStyle w:val="BodyText"/>
@@ -10981,7 +11321,7 @@
             <w:b/>
             <w:bCs/>
           </w:rPr>
-          <w:delText xml:space="preserve">Example 14 (Naming a set for its meaning)</w:delText>
+          <w:delText xml:space="preserve">Example 15 (Naming a set for its meaning)</w:delText>
         </w:r>
       </w:del>
       <w:del w:id="70" w:author="PR Preview" w:date="2026-01-01T00:00:00Z">
@@ -11005,7 +11345,7 @@
             <w:b/>
             <w:bCs/>
           </w:rPr>
-          <w:t xml:space="preserve">Example 15 (Naming a set for its meaning)</w:t>
+          <w:t xml:space="preserve">Example 16 (Naming a set for its meaning)</w:t>
         </w:r>
       </w:ins>
       <w:ins w:id="73" w:author="PR Preview" w:date="2026-01-01T00:00:00Z">
@@ -11088,7 +11428,7 @@
         <w:t xml:space="preserve">changes.</w:t>
       </w:r>
     </w:p>
-    <w:bookmarkEnd w:id="47"/>
+    <w:bookmarkEnd w:id="48"/>
     <w:p>
       <w:pPr>
         <w:pStyle w:val="BodyText"/>
@@ -11457,7 +11797,7 @@
         <w:t xml:space="preserve">.</w:t>
       </w:r>
     </w:p>
-    <w:bookmarkStart w:id="48" w:name="exm-semantic-latin-letter"/>
+    <w:bookmarkStart w:id="49" w:name="exm-semantic-latin-letter"/>
     <w:p>
       <w:pPr>
         <w:pStyle w:val="BodyText"/>
@@ -11468,7 +11808,7 @@
             <w:b/>
             <w:bCs/>
           </w:rPr>
-          <w:delText xml:space="preserve">Example 15 (Naming a variable for its role)</w:delText>
+          <w:delText xml:space="preserve">Example 16 (Naming a variable for its role)</w:delText>
         </w:r>
       </w:del>
       <w:del w:id="76" w:author="PR Preview" w:date="2026-01-01T00:00:00Z">
@@ -11492,7 +11832,7 @@
             <w:b/>
             <w:bCs/>
           </w:rPr>
-          <w:t xml:space="preserve">Example 16 (Naming a variable for its role)</w:t>
+          <w:t xml:space="preserve">Example 17 (Naming a variable for its role)</w:t>
         </w:r>
       </w:ins>
       <w:ins w:id="79" w:author="PR Preview" w:date="2026-01-01T00:00:00Z">
@@ -11577,7 +11917,7 @@
         <w:t xml:space="preserve">which letter is the outcome and which is the residual.</w:t>
       </w:r>
     </w:p>
-    <w:bookmarkEnd w:id="48"/>
+    <w:bookmarkEnd w:id="49"/>
     <w:p>
       <w:pPr>
         <w:pStyle w:val="BodyText"/>
@@ -11604,7 +11944,7 @@
         <w:t xml:space="preserve">and a reader sees which quantity it is about.</w:t>
       </w:r>
     </w:p>
-    <w:bookmarkStart w:id="49" w:name="exm-named-quantity"/>
+    <w:bookmarkStart w:id="50" w:name="exm-named-quantity"/>
     <w:p>
       <w:pPr>
         <w:pStyle w:val="BodyText"/>
@@ -11615,7 +11955,7 @@
             <w:b/>
             <w:bCs/>
           </w:rPr>
-          <w:delText xml:space="preserve">Example 16 (Writing a named quantity by its name)</w:delText>
+          <w:delText xml:space="preserve">Example 17 (Writing a named quantity by its name)</w:delText>
         </w:r>
       </w:del>
       <w:del w:id="82" w:author="PR Preview" w:date="2026-01-01T00:00:00Z">
@@ -11639,7 +11979,7 @@
             <w:b/>
             <w:bCs/>
           </w:rPr>
-          <w:t xml:space="preserve">Example 17 (Writing a named quantity by its name)</w:t>
+          <w:t xml:space="preserve">Example 18 (Writing a named quantity by its name)</w:t>
         </w:r>
       </w:ins>
       <w:ins w:id="85" w:author="PR Preview" w:date="2026-01-01T00:00:00Z">
@@ -11746,7 +12086,7 @@
         <w:t xml:space="preserve">and it names the quantity the gradient depends on.</w:t>
       </w:r>
     </w:p>
-    <w:bookmarkEnd w:id="49"/>
+    <w:bookmarkEnd w:id="50"/>
     <w:p>
       <w:pPr>
         <w:pStyle w:val="BodyText"/>
@@ -11908,7 +12248,7 @@
         <w:t xml:space="preserve">are not delimiters.</w:t>
       </w:r>
     </w:p>
-    <w:bookmarkStart w:id="50" w:name="exm-semantic-delimiter"/>
+    <w:bookmarkStart w:id="51" w:name="exm-semantic-delimiter"/>
     <w:p>
       <w:pPr>
         <w:pStyle w:val="BodyText"/>
@@ -11919,7 +12259,7 @@
             <w:b/>
             <w:bCs/>
           </w:rPr>
-          <w:delText xml:space="preserve">Example 17 (Letting the macro size the bracket)</w:delText>
+          <w:delText xml:space="preserve">Example 18 (Letting the macro size the bracket)</w:delText>
         </w:r>
       </w:del>
       <w:del w:id="88" w:author="PR Preview" w:date="2026-01-01T00:00:00Z">
@@ -11943,7 +12283,7 @@
             <w:b/>
             <w:bCs/>
           </w:rPr>
-          <w:t xml:space="preserve">Example 18 (Letting the macro size the bracket)</w:t>
+          <w:t xml:space="preserve">Example 19 (Letting the macro size the bracket)</w:t>
         </w:r>
       </w:ins>
       <w:ins w:id="91" w:author="PR Preview" w:date="2026-01-01T00:00:00Z">
@@ -12017,7 +12357,7 @@
         <w:t xml:space="preserve">edits one definition in the shared file.</w:t>
       </w:r>
     </w:p>
-    <w:bookmarkEnd w:id="50"/>
+    <w:bookmarkEnd w:id="51"/>
     <w:p>
       <w:pPr>
         <w:pStyle w:val="BodyText"/>
@@ -12056,7 +12396,7 @@
         <w:t xml:space="preserve">with its meaning.</w:t>
       </w:r>
     </w:p>
-    <w:bookmarkStart w:id="51" w:name="exm-describe-symbol-not-macro"/>
+    <w:bookmarkStart w:id="52" w:name="exm-describe-symbol-not-macro"/>
     <w:p>
       <w:pPr>
         <w:pStyle w:val="BodyText"/>
@@ -12067,7 +12407,7 @@
             <w:b/>
             <w:bCs/>
           </w:rPr>
-          <w:delText xml:space="preserve">Example 18 (Describing the symbol, not the macro)</w:delText>
+          <w:delText xml:space="preserve">Example 19 (Describing the symbol, not the macro)</w:delText>
         </w:r>
       </w:del>
       <w:del w:id="94" w:author="PR Preview" w:date="2026-01-01T00:00:00Z">
@@ -12091,7 +12431,7 @@
             <w:b/>
             <w:bCs/>
           </w:rPr>
-          <w:t xml:space="preserve">Example 19 (Describing the symbol, not the macro)</w:t>
+          <w:t xml:space="preserve">Example 20 (Describing the symbol, not the macro)</w:t>
         </w:r>
       </w:ins>
       <w:ins w:id="97" w:author="PR Preview" w:date="2026-01-01T00:00:00Z">
@@ -12159,9 +12499,9 @@
         <w:t xml:space="preserve">and the symbol has its own row in the notation table.</w:t>
       </w:r>
     </w:p>
-    <w:bookmarkEnd w:id="51"/>
     <w:bookmarkEnd w:id="52"/>
-    <w:bookmarkStart w:id="55" w:name="making-expressions-concise"/>
+    <w:bookmarkEnd w:id="53"/>
+    <w:bookmarkStart w:id="56" w:name="making-expressions-concise"/>
     <w:p>
       <w:pPr>
         <w:pStyle w:val="Heading2"/>
@@ -12192,7 +12532,7 @@
       <w:r>
         <w:t xml:space="preserve"> </w:t>
       </w:r>
-      <w:hyperlink r:id="rId53">
+      <w:hyperlink r:id="rId54">
         <w:r>
           <w:rPr>
             <w:rStyle w:val="Hyperlink"/>
@@ -12260,7 +12600,7 @@
         <w:t xml:space="preserve">and write the macro everywhere the chunk appears.</w:t>
       </w:r>
     </w:p>
-    <w:bookmarkStart w:id="54" w:name="exm-concise-expression"/>
+    <w:bookmarkStart w:id="55" w:name="exm-concise-expression"/>
     <w:p>
       <w:pPr>
         <w:pStyle w:val="BodyText"/>
@@ -12271,7 +12611,7 @@
             <w:b/>
             <w:bCs/>
           </w:rPr>
-          <w:delText xml:space="preserve">Example 19 (Naming a repeated chunk)</w:delText>
+          <w:delText xml:space="preserve">Example 20 (Naming a repeated chunk)</w:delText>
         </w:r>
       </w:del>
       <w:del w:id="100" w:author="PR Preview" w:date="2026-01-01T00:00:00Z">
@@ -12295,7 +12635,7 @@
             <w:b/>
             <w:bCs/>
           </w:rPr>
-          <w:t xml:space="preserve">Example 20 (Naming a repeated chunk)</w:t>
+          <w:t xml:space="preserve">Example 21 (Naming a repeated chunk)</w:t>
         </w:r>
       </w:ins>
       <w:ins w:id="103" w:author="PR Preview" w:date="2026-01-01T00:00:00Z">
@@ -12384,7 +12724,7 @@
         <w:t xml:space="preserve">and each formula shows at a glance what it is built from.</w:t>
       </w:r>
     </w:p>
-    <w:bookmarkEnd w:id="54"/>
+    <w:bookmarkEnd w:id="55"/>
     <w:p>
       <w:pPr>
         <w:pStyle w:val="BodyText"/>
@@ -12437,8 +12777,8 @@
         <w:t xml:space="preserve">.</w:t>
       </w:r>
     </w:p>
-    <w:bookmarkEnd w:id="55"/>
-    <w:bookmarkStart w:id="57" w:name="abstract-unused-subexpressions"/>
+    <w:bookmarkEnd w:id="56"/>
+    <w:bookmarkStart w:id="58" w:name="abstract-unused-subexpressions"/>
     <w:p>
       <w:pPr>
         <w:pStyle w:val="Heading2"/>
@@ -12614,7 +12954,7 @@
         <w:t xml:space="preserve">before the first line that uses the symbol.</w:t>
       </w:r>
     </w:p>
-    <w:bookmarkStart w:id="56" w:name="exm-abstract-unused-subexpressions"/>
+    <w:bookmarkStart w:id="57" w:name="exm-abstract-unused-subexpressions"/>
     <w:p>
       <w:pPr>
         <w:pStyle w:val="BodyText"/>
@@ -12625,7 +12965,7 @@
             <w:b/>
             <w:bCs/>
           </w:rPr>
-          <w:delText xml:space="preserve">Example 20 (Abstracting the population mean)</w:delText>
+          <w:delText xml:space="preserve">Example 21 (Abstracting the population mean)</w:delText>
         </w:r>
       </w:del>
       <w:del w:id="106" w:author="PR Preview" w:date="2026-01-01T00:00:00Z">
@@ -12664,7 +13004,7 @@
             <w:b/>
             <w:bCs/>
           </w:rPr>
-          <w:t xml:space="preserve">Example 21 (Abstracting the population mean)</w:t>
+          <w:t xml:space="preserve">Example 22 (Abstracting the population mean)</w:t>
         </w:r>
       </w:ins>
       <w:ins w:id="111" w:author="PR Preview" w:date="2026-01-01T00:00:00Z">
@@ -12812,9 +13152,9 @@
         <w:t xml:space="preserve">stands for.</w:t>
       </w:r>
     </w:p>
-    <w:bookmarkEnd w:id="56"/>
     <w:bookmarkEnd w:id="57"/>
-    <w:bookmarkStart w:id="59" w:name="writing-dot-products"/>
+    <w:bookmarkEnd w:id="58"/>
+    <w:bookmarkStart w:id="60" w:name="writing-dot-products"/>
     <w:p>
       <w:pPr>
         <w:pStyle w:val="Heading2"/>
@@ -12987,7 +13327,7 @@
         <w:t xml:space="preserve">and to work out that the result is a single number.</w:t>
       </w:r>
     </w:p>
-    <w:bookmarkStart w:id="58" w:name="exm-dot-product"/>
+    <w:bookmarkStart w:id="59" w:name="exm-dot-product"/>
     <w:p>
       <w:pPr>
         <w:pStyle w:val="BodyText"/>
@@ -12998,7 +13338,7 @@
             <w:b/>
             <w:bCs/>
           </w:rPr>
-          <w:delText xml:space="preserve">Example 21 (Writing a dot product)</w:delText>
+          <w:delText xml:space="preserve">Example 22 (Writing a dot product)</w:delText>
         </w:r>
       </w:del>
       <w:del w:id="116" w:author="PR Preview" w:date="2026-01-01T00:00:00Z">
@@ -13022,7 +13362,7 @@
             <w:b/>
             <w:bCs/>
           </w:rPr>
-          <w:t xml:space="preserve">Example 22 (Writing a dot product)</w:t>
+          <w:t xml:space="preserve">Example 23 (Writing a dot product)</w:t>
         </w:r>
       </w:ins>
       <w:ins w:id="119" w:author="PR Preview" w:date="2026-01-01T00:00:00Z">
@@ -13246,7 +13586,7 @@
         <w:t xml:space="preserve">.</w:t>
       </w:r>
     </w:p>
-    <w:bookmarkEnd w:id="58"/>
+    <w:bookmarkEnd w:id="59"/>
     <w:p>
       <w:pPr>
         <w:pStyle w:val="BodyText"/>
@@ -13405,8 +13745,8 @@
         <w:t xml:space="preserve">such as a definition of an inner product space.</w:t>
       </w:r>
     </w:p>
-    <w:bookmarkEnd w:id="59"/>
-    <w:bookmarkStart w:id="62" w:name="writing-out-notational-shorthands"/>
+    <w:bookmarkEnd w:id="60"/>
+    <w:bookmarkStart w:id="63" w:name="writing-out-notational-shorthands"/>
     <w:p>
       <w:pPr>
         <w:pStyle w:val="Heading2"/>
@@ -13845,7 +14185,7 @@
       <w:r>
         <w:t xml:space="preserve"> </w:t>
       </w:r>
-      <w:hyperlink r:id="rId60">
+      <w:hyperlink r:id="rId61">
         <w:r>
           <w:rPr>
             <w:rStyle w:val="Hyperlink"/>
@@ -13886,7 +14226,7 @@
         <w:t xml:space="preserve">catalogs common shorthands and their full forms.</w:t>
       </w:r>
     </w:p>
-    <w:bookmarkStart w:id="61" w:name="exm-notational-shorthand"/>
+    <w:bookmarkStart w:id="62" w:name="exm-notational-shorthand"/>
     <w:p>
       <w:pPr>
         <w:pStyle w:val="BodyText"/>
@@ -13897,7 +14237,7 @@
             <w:b/>
             <w:bCs/>
           </w:rPr>
-          <w:delText xml:space="preserve">Example 22 (Writing out the limits of a sum and the range of an index)</w:delText>
+          <w:delText xml:space="preserve">Example 23 (Writing out the limits of a sum and the range of an index)</w:delText>
         </w:r>
       </w:del>
       <w:del w:id="122" w:author="PR Preview" w:date="2026-01-01T00:00:00Z">
@@ -13936,7 +14276,7 @@
             <w:b/>
             <w:bCs/>
           </w:rPr>
-          <w:t xml:space="preserve">Example 23 (Writing out the limits of a sum and the range of an index)</w:t>
+          <w:t xml:space="preserve">Example 24 (Writing out the limits of a sum and the range of an index)</w:t>
         </w:r>
       </w:ins>
       <w:ins w:id="127" w:author="PR Preview" w:date="2026-01-01T00:00:00Z">
@@ -14502,9 +14842,9 @@
         <w:t xml:space="preserve">observations.</w:t>
       </w:r>
     </w:p>
-    <w:bookmarkEnd w:id="61"/>
     <w:bookmarkEnd w:id="62"/>
-    <w:bookmarkStart w:id="64" w:name="stating-assumptions-before-using-them"/>
+    <w:bookmarkEnd w:id="63"/>
+    <w:bookmarkStart w:id="67" w:name="stating-assumptions-before-using-them"/>
     <w:p>
       <w:pPr>
         <w:pStyle w:val="Heading2"/>
@@ -14694,7 +15034,113 @@
         <w:t xml:space="preserve">cite it in the justification on that line.</w:t>
       </w:r>
     </w:p>
-    <w:bookmarkStart w:id="63" w:name="exm-assumptions-first"/>
+    <w:p>
+      <w:pPr>
+        <w:pStyle w:val="BodyText"/>
+      </w:pPr>
+      <w:r>
+        <w:t xml:space="preserve">An assumptions list and a notation list are different lists:</w:t>
+      </w:r>
+    </w:p>
+    <w:p>
+      <w:pPr>
+        <w:pStyle w:val="Compact"/>
+        <w:numPr>
+          <w:ilvl w:val="0"/>
+          <w:numId w:val="1014"/>
+        </w:numPr>
+      </w:pPr>
+      <w:r>
+        <w:t xml:space="preserve">An assumptions list states conditions that the result depends on.</w:t>
+      </w:r>
+      <w:r>
+        <w:t xml:space="preserve"> </w:t>
+      </w:r>
+      <w:r>
+        <w:t xml:space="preserve">Write it as a bullet list under</w:t>
+      </w:r>
+      <w:r>
+        <w:t xml:space="preserve"> </w:t>
+      </w:r>
+      <w:r>
+        <w:t xml:space="preserve">“Assume:”</w:t>
+      </w:r>
+      <w:r>
+        <w:t xml:space="preserve">.</w:t>
+      </w:r>
+    </w:p>
+    <w:p>
+      <w:pPr>
+        <w:pStyle w:val="Compact"/>
+        <w:numPr>
+          <w:ilvl w:val="0"/>
+          <w:numId w:val="1014"/>
+        </w:numPr>
+      </w:pPr>
+      <w:r>
+        <w:t xml:space="preserve">A notation list names objects.</w:t>
+      </w:r>
+      <w:r>
+        <w:t xml:space="preserve"> </w:t>
+      </w:r>
+      <w:r>
+        <w:t xml:space="preserve">Write it as a bullet list under</w:t>
+      </w:r>
+      <w:r>
+        <w:t xml:space="preserve"> </w:t>
+      </w:r>
+      <w:r>
+        <w:t xml:space="preserve">“Let:”</w:t>
+      </w:r>
+      <w:r>
+        <w:t xml:space="preserve">.</w:t>
+      </w:r>
+    </w:p>
+    <w:p>
+      <w:pPr>
+        <w:pStyle w:val="FirstParagraph"/>
+      </w:pPr>
+      <w:r>
+        <w:t xml:space="preserve">Write the lead-in word once, before the list,</w:t>
+      </w:r>
+      <w:r>
+        <w:t xml:space="preserve"> </w:t>
+      </w:r>
+      <w:r>
+        <w:t xml:space="preserve">and make each bullet complete the lead-in sentence.</w:t>
+      </w:r>
+      <w:r>
+        <w:t xml:space="preserve"> </w:t>
+      </w:r>
+      <w:r>
+        <w:t xml:space="preserve">Do not repeat the word in every bullet,</w:t>
+      </w:r>
+      <w:r>
+        <w:t xml:space="preserve"> </w:t>
+      </w:r>
+      <w:r>
+        <w:t xml:space="preserve">and do not mix the two kinds of list in one list.</w:t>
+      </w:r>
+      <w:r>
+        <w:t xml:space="preserve"> </w:t>
+      </w:r>
+      <w:r>
+        <w:t xml:space="preserve">When both are needed,</w:t>
+      </w:r>
+      <w:r>
+        <w:t xml:space="preserve"> </w:t>
+      </w:r>
+      <w:r>
+        <w:t xml:space="preserve">write the notation list first,</w:t>
+      </w:r>
+      <w:r>
+        <w:t xml:space="preserve"> </w:t>
+      </w:r>
+      <w:r>
+        <w:t xml:space="preserve">because the assumptions use the names it introduces.</w:t>
+      </w:r>
+    </w:p>
+    <w:bookmarkStart w:id="64" w:name="exm-assumptions-first"/>
     <w:p>
       <w:pPr>
         <w:pStyle w:val="BodyText"/>
@@ -14705,7 +15151,7 @@
             <w:b/>
             <w:bCs/>
           </w:rPr>
-          <w:delText xml:space="preserve">Example 23 (Stating the restriction on</w:delText>
+          <w:delText xml:space="preserve">Example 24 (Stating the restriction on</w:delText>
         </w:r>
       </w:del>
       <w:del w:id="132" w:author="PR Preview" w:date="2026-01-01T00:00:00Z">
@@ -14948,7 +15394,7 @@
             <w:b/>
             <w:bCs/>
           </w:rPr>
-          <w:t xml:space="preserve">Example 24 (Stating the restriction on</w:t>
+          <w:t xml:space="preserve">Example 25 (Stating the restriction on</w:t>
         </w:r>
       </w:ins>
       <w:ins w:id="151" w:author="PR Preview" w:date="2026-01-01T00:00:00Z">
@@ -15657,8 +16103,489 @@
         <w:t xml:space="preserve">and the justification says exactly where the condition is used.</w:t>
       </w:r>
     </w:p>
-    <w:bookmarkEnd w:id="63"/>
     <w:bookmarkEnd w:id="64"/>
+    <w:bookmarkStart w:id="65" w:name="exm-assumptions-bullet-list"/>
+    <w:p>
+      <w:pPr>
+        <w:pStyle w:val="BodyText"/>
+      </w:pPr>
+      <w:del w:id="169" w:author="PR Preview" w:date="2026-01-01T00:00:00Z">
+        <w:r>
+          <w:rPr>
+            <w:b/>
+            <w:bCs/>
+          </w:rPr>
+          <w:delText xml:space="preserve">Example 25 (Writing several assumptions as one list)</w:delText>
+        </w:r>
+      </w:del>
+      <w:del w:id="170" w:author="PR Preview" w:date="2026-01-01T00:00:00Z">
+        <w:r>
+          <w:delText xml:space="preserve"> </w:delText>
+        </w:r>
+      </w:del>
+      <w:del w:id="171" w:author="PR Preview" w:date="2026-01-01T00:00:00Z">
+        <w:r>
+          <w:delText xml:space="preserve"> </w:delText>
+        </w:r>
+      </w:del>
+    </w:p>
+    <w:p>
+      <w:pPr>
+        <w:pStyle w:val="BodyText"/>
+      </w:pPr>
+      <w:ins w:id="172" w:author="PR Preview" w:date="2026-01-01T00:00:00Z">
+        <w:r>
+          <w:rPr>
+            <w:b/>
+            <w:bCs/>
+          </w:rPr>
+          <w:t xml:space="preserve">Example 26 (Writing several assumptions as one list)</w:t>
+        </w:r>
+      </w:ins>
+      <w:ins w:id="173" w:author="PR Preview" w:date="2026-01-01T00:00:00Z">
+        <w:r>
+          <w:t xml:space="preserve"> </w:t>
+        </w:r>
+      </w:ins>
+      <w:ins w:id="174" w:author="PR Preview" w:date="2026-01-01T00:00:00Z">
+        <w:r>
+          <w:t xml:space="preserve"> </w:t>
+        </w:r>
+      </w:ins>
+    </w:p>
+    <w:p>
+      <w:pPr>
+        <w:pStyle w:val="BlockText"/>
+      </w:pPr>
+      <w:r>
+        <w:t xml:space="preserve">❌ Assume the sample size</w:t>
+      </w:r>
+      <w:r>
+        <w:t xml:space="preserve"> </w:t>
+      </w:r>
+      <m:oMath>
+        <m:r>
+          <m:t>n</m:t>
+        </m:r>
+      </m:oMath>
+      <w:r>
+        <w:t xml:space="preserve"> </w:t>
+      </w:r>
+      <w:r>
+        <w:t xml:space="preserve">is larger than</w:t>
+      </w:r>
+      <w:r>
+        <w:t xml:space="preserve"> </w:t>
+      </w:r>
+      <m:oMath>
+        <m:r>
+          <m:t>30</m:t>
+        </m:r>
+      </m:oMath>
+      <w:r>
+        <w:t xml:space="preserve">.</w:t>
+      </w:r>
+      <w:r>
+        <w:t xml:space="preserve"> </w:t>
+      </w:r>
+      <w:r>
+        <w:t xml:space="preserve">Assume the observations are independent.</w:t>
+      </w:r>
+      <w:r>
+        <w:t xml:space="preserve"> </w:t>
+      </w:r>
+      <w:r>
+        <w:t xml:space="preserve">Assume the population variance</w:t>
+      </w:r>
+      <w:r>
+        <w:t xml:space="preserve"> </w:t>
+      </w:r>
+      <m:oMath>
+        <m:sSup>
+          <m:e>
+            <m:r>
+              <m:t>σ</m:t>
+            </m:r>
+          </m:e>
+          <m:sup>
+            <m:r>
+              <m:t>2</m:t>
+            </m:r>
+          </m:sup>
+        </m:sSup>
+      </m:oMath>
+      <w:r>
+        <w:t xml:space="preserve"> </w:t>
+      </w:r>
+      <w:r>
+        <w:t xml:space="preserve">is finite.</w:t>
+      </w:r>
+    </w:p>
+    <w:p>
+      <w:pPr>
+        <w:pStyle w:val="BlockText"/>
+      </w:pPr>
+      <w:r>
+        <w:t xml:space="preserve">✅ Assume:</w:t>
+      </w:r>
+    </w:p>
+    <w:p>
+      <w:pPr>
+        <w:pStyle w:val="Compact"/>
+        <w:numPr>
+          <w:ilvl w:val="0"/>
+          <w:numId w:val="1015"/>
+        </w:numPr>
+      </w:pPr>
+      <w:r>
+        <w:t xml:space="preserve">the sample size</w:t>
+      </w:r>
+      <w:r>
+        <w:t xml:space="preserve"> </w:t>
+      </w:r>
+      <m:oMath>
+        <m:r>
+          <m:t>n</m:t>
+        </m:r>
+      </m:oMath>
+      <w:r>
+        <w:t xml:space="preserve"> </w:t>
+      </w:r>
+      <w:r>
+        <w:t xml:space="preserve">is larger than</w:t>
+      </w:r>
+      <w:r>
+        <w:t xml:space="preserve"> </w:t>
+      </w:r>
+      <m:oMath>
+        <m:r>
+          <m:t>30</m:t>
+        </m:r>
+      </m:oMath>
+      <w:r>
+        <w:t xml:space="preserve">,</w:t>
+      </w:r>
+    </w:p>
+    <w:p>
+      <w:pPr>
+        <w:pStyle w:val="Compact"/>
+        <w:numPr>
+          <w:ilvl w:val="0"/>
+          <w:numId w:val="1015"/>
+        </w:numPr>
+      </w:pPr>
+      <w:r>
+        <w:t xml:space="preserve">the observations are independent, and</w:t>
+      </w:r>
+    </w:p>
+    <w:p>
+      <w:pPr>
+        <w:pStyle w:val="Compact"/>
+        <w:numPr>
+          <w:ilvl w:val="0"/>
+          <w:numId w:val="1015"/>
+        </w:numPr>
+      </w:pPr>
+      <w:r>
+        <w:t xml:space="preserve">the population variance</w:t>
+      </w:r>
+      <w:r>
+        <w:t xml:space="preserve"> </w:t>
+      </w:r>
+      <m:oMath>
+        <m:sSup>
+          <m:e>
+            <m:r>
+              <m:t>σ</m:t>
+            </m:r>
+          </m:e>
+          <m:sup>
+            <m:r>
+              <m:t>2</m:t>
+            </m:r>
+          </m:sup>
+        </m:sSup>
+      </m:oMath>
+      <w:r>
+        <w:t xml:space="preserve"> </w:t>
+      </w:r>
+      <w:r>
+        <w:t xml:space="preserve">is finite.</w:t>
+      </w:r>
+    </w:p>
+    <w:p>
+      <w:pPr>
+        <w:pStyle w:val="FirstParagraph"/>
+      </w:pPr>
+      <w:r>
+        <w:t xml:space="preserve">The ✅ version writes</w:t>
+      </w:r>
+      <w:r>
+        <w:t xml:space="preserve"> </w:t>
+      </w:r>
+      <w:r>
+        <w:t xml:space="preserve">“Assume”</w:t>
+      </w:r>
+      <w:r>
+        <w:t xml:space="preserve"> </w:t>
+      </w:r>
+      <w:r>
+        <w:t xml:space="preserve">once,</w:t>
+      </w:r>
+      <w:r>
+        <w:t xml:space="preserve"> </w:t>
+      </w:r>
+      <w:r>
+        <w:t xml:space="preserve">and the bullets show that the three assumptions are parallel and separate.</w:t>
+      </w:r>
+    </w:p>
+    <w:bookmarkEnd w:id="65"/>
+    <w:bookmarkStart w:id="66" w:name="exm-notation-bullet-list"/>
+    <w:p>
+      <w:pPr>
+        <w:pStyle w:val="BodyText"/>
+      </w:pPr>
+      <w:del w:id="175" w:author="PR Preview" w:date="2026-01-01T00:00:00Z">
+        <w:r>
+          <w:rPr>
+            <w:b/>
+            <w:bCs/>
+          </w:rPr>
+          <w:delText xml:space="preserve">Example 26 (Writing several names as one list)</w:delText>
+        </w:r>
+      </w:del>
+      <w:del w:id="176" w:author="PR Preview" w:date="2026-01-01T00:00:00Z">
+        <w:r>
+          <w:delText xml:space="preserve"> </w:delText>
+        </w:r>
+      </w:del>
+      <w:del w:id="177" w:author="PR Preview" w:date="2026-01-01T00:00:00Z">
+        <w:r>
+          <w:delText xml:space="preserve"> </w:delText>
+        </w:r>
+      </w:del>
+    </w:p>
+    <w:p>
+      <w:pPr>
+        <w:pStyle w:val="BodyText"/>
+      </w:pPr>
+      <w:ins w:id="178" w:author="PR Preview" w:date="2026-01-01T00:00:00Z">
+        <w:r>
+          <w:rPr>
+            <w:b/>
+            <w:bCs/>
+          </w:rPr>
+          <w:t xml:space="preserve">Example 27 (Writing several names as one list)</w:t>
+        </w:r>
+      </w:ins>
+      <w:ins w:id="179" w:author="PR Preview" w:date="2026-01-01T00:00:00Z">
+        <w:r>
+          <w:t xml:space="preserve"> </w:t>
+        </w:r>
+      </w:ins>
+      <w:ins w:id="180" w:author="PR Preview" w:date="2026-01-01T00:00:00Z">
+        <w:r>
+          <w:t xml:space="preserve"> </w:t>
+        </w:r>
+      </w:ins>
+    </w:p>
+    <w:p>
+      <w:pPr>
+        <w:pStyle w:val="BlockText"/>
+      </w:pPr>
+      <w:r>
+        <w:t xml:space="preserve">❌ Let</w:t>
+      </w:r>
+      <w:r>
+        <w:t xml:space="preserve"> </w:t>
+      </w:r>
+      <m:oMath>
+        <m:r>
+          <m:t>n</m:t>
+        </m:r>
+      </m:oMath>
+      <w:r>
+        <w:t xml:space="preserve"> </w:t>
+      </w:r>
+      <w:r>
+        <w:t xml:space="preserve">be the sample size.</w:t>
+      </w:r>
+      <w:r>
+        <w:t xml:space="preserve"> </w:t>
+      </w:r>
+      <w:r>
+        <w:t xml:space="preserve">Let</w:t>
+      </w:r>
+      <w:r>
+        <w:t xml:space="preserve"> </w:t>
+      </w:r>
+      <m:oMath>
+        <m:acc>
+          <m:accPr>
+            <m:chr m:val="‾"/>
+          </m:accPr>
+          <m:e>
+            <m:r>
+              <m:t>y</m:t>
+            </m:r>
+          </m:e>
+        </m:acc>
+      </m:oMath>
+      <w:r>
+        <w:t xml:space="preserve"> </w:t>
+      </w:r>
+      <w:r>
+        <w:t xml:space="preserve">be the sample mean.</w:t>
+      </w:r>
+      <w:r>
+        <w:t xml:space="preserve"> </w:t>
+      </w:r>
+      <w:r>
+        <w:t xml:space="preserve">Let</w:t>
+      </w:r>
+      <w:r>
+        <w:t xml:space="preserve"> </w:t>
+      </w:r>
+      <m:oMath>
+        <m:r>
+          <m:t>s</m:t>
+        </m:r>
+      </m:oMath>
+      <w:r>
+        <w:t xml:space="preserve"> </w:t>
+      </w:r>
+      <w:r>
+        <w:t xml:space="preserve">be the sample standard deviation.</w:t>
+      </w:r>
+    </w:p>
+    <w:p>
+      <w:pPr>
+        <w:pStyle w:val="BlockText"/>
+      </w:pPr>
+      <w:r>
+        <w:t xml:space="preserve">✅ Let:</w:t>
+      </w:r>
+    </w:p>
+    <w:p>
+      <w:pPr>
+        <w:pStyle w:val="Compact"/>
+        <w:numPr>
+          <w:ilvl w:val="0"/>
+          <w:numId w:val="1016"/>
+        </w:numPr>
+      </w:pPr>
+      <m:oMath>
+        <m:r>
+          <m:t>n</m:t>
+        </m:r>
+      </m:oMath>
+      <w:r>
+        <w:t xml:space="preserve"> </w:t>
+      </w:r>
+      <w:r>
+        <w:t xml:space="preserve">be the sample size,</w:t>
+      </w:r>
+    </w:p>
+    <w:p>
+      <w:pPr>
+        <w:pStyle w:val="Compact"/>
+        <w:numPr>
+          <w:ilvl w:val="0"/>
+          <w:numId w:val="1016"/>
+        </w:numPr>
+      </w:pPr>
+      <m:oMath>
+        <m:acc>
+          <m:accPr>
+            <m:chr m:val="‾"/>
+          </m:accPr>
+          <m:e>
+            <m:r>
+              <m:t>y</m:t>
+            </m:r>
+          </m:e>
+        </m:acc>
+      </m:oMath>
+      <w:r>
+        <w:t xml:space="preserve"> </w:t>
+      </w:r>
+      <w:r>
+        <w:t xml:space="preserve">be the sample mean, and</w:t>
+      </w:r>
+    </w:p>
+    <w:p>
+      <w:pPr>
+        <w:pStyle w:val="Compact"/>
+        <w:numPr>
+          <w:ilvl w:val="0"/>
+          <w:numId w:val="1016"/>
+        </w:numPr>
+      </w:pPr>
+      <m:oMath>
+        <m:r>
+          <m:t>s</m:t>
+        </m:r>
+      </m:oMath>
+      <w:r>
+        <w:t xml:space="preserve"> </w:t>
+      </w:r>
+      <w:r>
+        <w:t xml:space="preserve">be the sample standard deviation.</w:t>
+      </w:r>
+    </w:p>
+    <w:p>
+      <w:pPr>
+        <w:pStyle w:val="FirstParagraph"/>
+      </w:pPr>
+      <w:r>
+        <w:t xml:space="preserve">These bullets name objects and assume nothing about them,</w:t>
+      </w:r>
+      <w:r>
+        <w:t xml:space="preserve"> </w:t>
+      </w:r>
+      <w:r>
+        <w:t xml:space="preserve">so this is a notation list.</w:t>
+      </w:r>
+      <w:r>
+        <w:t xml:space="preserve"> </w:t>
+      </w:r>
+      <w:r>
+        <w:t xml:space="preserve">If the result also needed a condition such as a sample size</w:t>
+      </w:r>
+      <w:r>
+        <w:t xml:space="preserve"> </w:t>
+      </w:r>
+      <m:oMath>
+        <m:r>
+          <m:t>n</m:t>
+        </m:r>
+      </m:oMath>
+      <w:r>
+        <w:t xml:space="preserve"> </w:t>
+      </w:r>
+      <w:r>
+        <w:t xml:space="preserve">larger than</w:t>
+      </w:r>
+      <w:r>
+        <w:t xml:space="preserve"> </w:t>
+      </w:r>
+      <m:oMath>
+        <m:r>
+          <m:t>30</m:t>
+        </m:r>
+      </m:oMath>
+      <w:r>
+        <w:t xml:space="preserve">,</w:t>
+      </w:r>
+      <w:r>
+        <w:t xml:space="preserve"> </w:t>
+      </w:r>
+      <w:r>
+        <w:t xml:space="preserve">a separate assumptions list after this one would state it.</w:t>
+      </w:r>
+    </w:p>
+    <w:bookmarkEnd w:id="66"/>
+    <w:bookmarkEnd w:id="67"/>
     <w:sectPr>
       <w:footnotePr>
         <w:numRestart w:val="eachSect"/>
@@ -16024,6 +16951,15 @@
     <w:abstractNumId w:val="991"/>
   </w:num>
   <w:num w:numId="1013">
+    <w:abstractNumId w:val="991"/>
+  </w:num>
+  <w:num w:numId="1014">
+    <w:abstractNumId w:val="991"/>
+  </w:num>
+  <w:num w:numId="1015">
+    <w:abstractNumId w:val="991"/>
+  </w:num>
+  <w:num w:numId="1016">
     <w:abstractNumId w:val="991"/>
   </w:num>
 </w:numbering>
